--- a/documentation/microsoft_word_format/api.docx
+++ b/documentation/microsoft_word_format/api.docx
@@ -3,76 +3,65 @@
 <w:document xmlns:wpc="http://schemas.microsoft.com/office/word/2010/wordprocessingCanvas" xmlns:cx="http://schemas.microsoft.com/office/drawing/2014/chartex" xmlns:cx1="http://schemas.microsoft.com/office/drawing/2015/9/8/chartex" xmlns:cx2="http://schemas.microsoft.com/office/drawing/2015/10/21/chartex" xmlns:cx3="http://schemas.microsoft.com/office/drawing/2016/5/9/chartex" xmlns:cx4="http://schemas.microsoft.com/office/drawing/2016/5/10/chartex" xmlns:cx5="http://schemas.microsoft.com/office/drawing/2016/5/11/chartex" xmlns:cx6="http://schemas.microsoft.com/office/drawing/2016/5/12/chartex" xmlns:cx7="http://schemas.microsoft.com/office/drawing/2016/5/13/chartex" xmlns:cx8="http://schemas.microsoft.com/office/drawing/2016/5/14/chartex" xmlns:mc="http://schemas.openxmlformats.org/markup-compatibility/2006" xmlns:aink="http://schemas.microsoft.com/office/drawing/2016/ink" xmlns:am3d="http://schemas.microsoft.com/office/drawing/2017/model3d" xmlns:o="urn:schemas-microsoft-com:office:office" xmlns:r="http://schemas.openxmlformats.org/officeDocument/2006/relationships" xmlns:m="http://schemas.openxmlformats.org/officeDocument/2006/math" xmlns:v="urn:schemas-microsoft-com:vml" xmlns:wp14="http://schemas.microsoft.com/office/word/2010/wordprocessingDrawing" xmlns:wp="http://schemas.openxmlformats.org/drawingml/2006/wordprocessingDrawing" xmlns:w10="urn:schemas-microsoft-com:office:word" xmlns:w="http://schemas.openxmlformats.org/wordprocessingml/2006/main" xmlns:w14="http://schemas.microsoft.com/office/word/2010/wordml" xmlns:w15="http://schemas.microsoft.com/office/word/2012/wordml" xmlns:w16cid="http://schemas.microsoft.com/office/word/2016/wordml/cid" xmlns:w16se="http://schemas.microsoft.com/office/word/2015/wordml/symex" xmlns:wpg="http://schemas.microsoft.com/office/word/2010/wordprocessingGroup" xmlns:wpi="http://schemas.microsoft.com/office/word/2010/wordprocessingInk" xmlns:wne="http://schemas.microsoft.com/office/word/2006/wordml" xmlns:wps="http://schemas.microsoft.com/office/word/2010/wordprocessingShape" mc:Ignorable="w14 w15 w16se w16cid wp14">
   <w:body>
     <w:p>
-      <w:pPr>
-        <w:pStyle w:val="Heading1"/>
-      </w:pPr>
-      <w:bookmarkStart w:id="0" w:name="_Hlk64485398"/>
+      <w:r>
+        <w:t xml:space="preserve">A set of APIs are available to facilitate communication between </w:t>
+      </w:r>
       <w:proofErr w:type="spellStart"/>
       <w:r>
         <w:t>MaxAir</w:t>
       </w:r>
       <w:proofErr w:type="spellEnd"/>
       <w:r>
+        <w:t xml:space="preserve"> and other application software. An example could be integration with Amazon’s Echo to enable voice control of </w:t>
+      </w:r>
+      <w:proofErr w:type="spellStart"/>
+      <w:r>
+        <w:t>MaxAir</w:t>
+      </w:r>
+      <w:proofErr w:type="spellEnd"/>
+      <w:r>
+        <w:t xml:space="preserve"> functions.</w:t>
+      </w:r>
+    </w:p>
+    <w:p>
+      <w:r>
+        <w:t xml:space="preserve">In order that the APIs can be called without the need for the .php file extension, the Apache2 </w:t>
+      </w:r>
+      <w:proofErr w:type="spellStart"/>
+      <w:r>
+        <w:t>mod_rewrite</w:t>
+      </w:r>
+      <w:proofErr w:type="spellEnd"/>
+      <w:r>
+        <w:t xml:space="preserve"> module needs to be enabled. A script file ‘</w:t>
+      </w:r>
+      <w:r>
+        <w:t>enable_rewrite.sh</w:t>
+      </w:r>
+      <w:r>
+        <w:t>’ is provided to enable this feature and can be executed using the command ‘</w:t>
+      </w:r>
+      <w:proofErr w:type="spellStart"/>
+      <w:r>
+        <w:t>sudo</w:t>
+      </w:r>
+      <w:proofErr w:type="spellEnd"/>
+      <w:r>
         <w:t xml:space="preserve"> </w:t>
       </w:r>
-      <w:bookmarkEnd w:id="0"/>
-      <w:r>
-        <w:t xml:space="preserve">Technical </w:t>
-      </w:r>
-      <w:r>
-        <w:t xml:space="preserve">– </w:t>
-      </w:r>
-      <w:r>
-        <w:t>Application Programming Interface (API)</w:t>
-      </w:r>
-    </w:p>
-    <w:p>
-      <w:pPr>
-        <w:pStyle w:val="NoSpacing"/>
-        <w:rPr>
-          <w:sz w:val="16"/>
-          <w:szCs w:val="16"/>
-        </w:rPr>
-      </w:pPr>
-    </w:p>
-    <w:p>
-      <w:r>
-        <w:t xml:space="preserve">A set of APIs are available to facilitate communication between </w:t>
+      <w:r>
+        <w:t xml:space="preserve">bash </w:t>
+      </w:r>
+      <w:r>
+        <w:t>/var/www/</w:t>
       </w:r>
       <w:proofErr w:type="spellStart"/>
       <w:r>
-        <w:t>MaxAir</w:t>
+        <w:t>api</w:t>
       </w:r>
       <w:proofErr w:type="spellEnd"/>
       <w:r>
-        <w:t xml:space="preserve"> and other application software. An example could be integration with Amazon’s Echo to enable voice control of </w:t>
-      </w:r>
-      <w:proofErr w:type="spellStart"/>
-      <w:r>
-        <w:t>MaxAir</w:t>
-      </w:r>
-      <w:proofErr w:type="spellEnd"/>
-      <w:r>
-        <w:t xml:space="preserve"> functions.</w:t>
-      </w:r>
-    </w:p>
-    <w:p>
-      <w:r>
-        <w:t xml:space="preserve">In order that the APIs can be called without the need for the .php file extension, the Apache2 </w:t>
-      </w:r>
-      <w:proofErr w:type="spellStart"/>
-      <w:r>
-        <w:t>mod_rewrite</w:t>
-      </w:r>
-      <w:proofErr w:type="spellEnd"/>
-      <w:r>
-        <w:t xml:space="preserve"> module needs to be enabled. A script file ‘</w:t>
-      </w:r>
-      <w:r>
-        <w:t>enable_rewrite.sh</w:t>
-      </w:r>
-      <w:r>
-        <w:t xml:space="preserve">’ is provided to enable this feature and can be executed using the command ‘bash </w:t>
+        <w:t>/</w:t>
       </w:r>
       <w:r>
         <w:t>enable_rewrite.sh</w:t>
@@ -93,12 +82,18 @@
           <w:ilvl w:val="0"/>
           <w:numId w:val="26"/>
         </w:numPr>
-      </w:pPr>
-      <w:proofErr w:type="spellStart"/>
-      <w:r>
-        <w:t>binarySet</w:t>
-      </w:r>
-      <w:proofErr w:type="spellEnd"/>
+        <w:sectPr>
+          <w:footerReference w:type="default" r:id="rId9"/>
+          <w:headerReference w:type="first" r:id="rId10"/>
+          <w:footerReference w:type="first" r:id="rId11"/>
+          <w:pgSz w:w="11906" w:h="16838"/>
+          <w:pgMar w:top="1440" w:right="1440" w:bottom="1134" w:left="1440" w:header="709" w:footer="709" w:gutter="0"/>
+          <w:pgNumType w:start="1"/>
+          <w:cols w:space="708"/>
+          <w:titlePg/>
+          <w:docGrid w:linePitch="360"/>
+        </w:sectPr>
+      </w:pPr>
     </w:p>
     <w:p>
       <w:pPr>
@@ -110,7 +105,7 @@
       </w:pPr>
       <w:proofErr w:type="spellStart"/>
       <w:r>
-        <w:t>boostSet</w:t>
+        <w:t>binarySet</w:t>
       </w:r>
       <w:proofErr w:type="spellEnd"/>
     </w:p>
@@ -124,7 +119,7 @@
       </w:pPr>
       <w:proofErr w:type="spellStart"/>
       <w:r>
-        <w:t>getController</w:t>
+        <w:t>boostSet</w:t>
       </w:r>
       <w:proofErr w:type="spellEnd"/>
     </w:p>
@@ -138,7 +133,7 @@
       </w:pPr>
       <w:proofErr w:type="spellStart"/>
       <w:r>
-        <w:t>getTemperature</w:t>
+        <w:t>getController</w:t>
       </w:r>
       <w:proofErr w:type="spellEnd"/>
     </w:p>
@@ -152,7 +147,7 @@
       </w:pPr>
       <w:proofErr w:type="spellStart"/>
       <w:r>
-        <w:t>getZoneStatus</w:t>
+        <w:t>getTemperature</w:t>
       </w:r>
       <w:proofErr w:type="spellEnd"/>
     </w:p>
@@ -166,9 +161,126 @@
       </w:pPr>
       <w:proofErr w:type="spellStart"/>
       <w:r>
+        <w:t>getZoneStatus</w:t>
+      </w:r>
+      <w:proofErr w:type="spellEnd"/>
+    </w:p>
+    <w:p>
+      <w:pPr>
+        <w:pStyle w:val="ListParagraph"/>
+        <w:numPr>
+          <w:ilvl w:val="0"/>
+          <w:numId w:val="26"/>
+        </w:numPr>
+      </w:pPr>
+      <w:proofErr w:type="spellStart"/>
+      <w:r>
         <w:t>modeSet</w:t>
       </w:r>
       <w:proofErr w:type="spellEnd"/>
+    </w:p>
+    <w:p>
+      <w:pPr>
+        <w:pStyle w:val="ListParagraph"/>
+        <w:numPr>
+          <w:ilvl w:val="0"/>
+          <w:numId w:val="26"/>
+        </w:numPr>
+      </w:pPr>
+      <w:proofErr w:type="spellStart"/>
+      <w:r>
+        <w:t>getZone</w:t>
+      </w:r>
+      <w:r>
+        <w:t>Data</w:t>
+      </w:r>
+      <w:proofErr w:type="spellEnd"/>
+    </w:p>
+    <w:p>
+      <w:pPr>
+        <w:pStyle w:val="ListParagraph"/>
+        <w:numPr>
+          <w:ilvl w:val="0"/>
+          <w:numId w:val="26"/>
+        </w:numPr>
+      </w:pPr>
+      <w:proofErr w:type="spellStart"/>
+      <w:r>
+        <w:t>getFrostStatus</w:t>
+      </w:r>
+      <w:proofErr w:type="spellEnd"/>
+    </w:p>
+    <w:p>
+      <w:pPr>
+        <w:pStyle w:val="ListParagraph"/>
+        <w:numPr>
+          <w:ilvl w:val="0"/>
+          <w:numId w:val="26"/>
+        </w:numPr>
+      </w:pPr>
+      <w:proofErr w:type="spellStart"/>
+      <w:r>
+        <w:t>getRelayState</w:t>
+      </w:r>
+      <w:proofErr w:type="spellEnd"/>
+    </w:p>
+    <w:p>
+      <w:pPr>
+        <w:pStyle w:val="ListParagraph"/>
+        <w:numPr>
+          <w:ilvl w:val="0"/>
+          <w:numId w:val="26"/>
+        </w:numPr>
+      </w:pPr>
+      <w:proofErr w:type="spellStart"/>
+      <w:r>
+        <w:t>getLiveTemp</w:t>
+      </w:r>
+      <w:proofErr w:type="spellEnd"/>
+    </w:p>
+    <w:p>
+      <w:pPr>
+        <w:pStyle w:val="ListParagraph"/>
+        <w:numPr>
+          <w:ilvl w:val="0"/>
+          <w:numId w:val="26"/>
+        </w:numPr>
+      </w:pPr>
+      <w:proofErr w:type="spellStart"/>
+      <w:r>
+        <w:t>awaySet</w:t>
+      </w:r>
+      <w:proofErr w:type="spellEnd"/>
+    </w:p>
+    <w:p>
+      <w:pPr>
+        <w:pStyle w:val="ListParagraph"/>
+        <w:numPr>
+          <w:ilvl w:val="0"/>
+          <w:numId w:val="26"/>
+        </w:numPr>
+      </w:pPr>
+      <w:proofErr w:type="spellStart"/>
+      <w:r>
+        <w:t>summerSet</w:t>
+      </w:r>
+      <w:proofErr w:type="spellEnd"/>
+    </w:p>
+    <w:p>
+      <w:pPr>
+        <w:rPr>
+          <w:rFonts w:cstheme="minorHAnsi"/>
+        </w:rPr>
+        <w:sectPr>
+          <w:type w:val="continuous"/>
+          <w:pgSz w:w="11906" w:h="16838"/>
+          <w:pgMar w:top="1440" w:right="1440" w:bottom="1134" w:left="1440" w:header="709" w:footer="709" w:gutter="0"/>
+          <w:pgNumType w:start="1"/>
+          <w:cols w:num="2" w:space="708"/>
+          <w:titlePg/>
+          <w:docGrid w:linePitch="360"/>
+        </w:sectPr>
+      </w:pPr>
     </w:p>
     <w:p>
       <w:pPr>
@@ -357,7 +469,7 @@
             <w:tcW w:w="4508" w:type="dxa"/>
           </w:tcPr>
           <w:p>
-            <w:hyperlink r:id="rId9" w:history="1">
+            <w:hyperlink r:id="rId12" w:history="1">
               <w:r>
                 <w:rPr>
                   <w:rStyle w:val="Hyperlink"/>
@@ -510,7 +622,7 @@
             <w:tcW w:w="4673" w:type="dxa"/>
           </w:tcPr>
           <w:p>
-            <w:hyperlink r:id="rId10" w:history="1">
+            <w:hyperlink r:id="rId13" w:history="1">
               <w:r>
                 <w:rPr>
                   <w:rStyle w:val="Hyperlink"/>
@@ -621,8 +733,6 @@
       <w:r>
         <w:t>.</w:t>
       </w:r>
-    </w:p>
-    <w:p>
       <w:r>
         <w:br w:type="page"/>
       </w:r>
@@ -676,7 +786,7 @@
             <w:tcW w:w="4508" w:type="dxa"/>
           </w:tcPr>
           <w:p>
-            <w:hyperlink r:id="rId11" w:history="1">
+            <w:hyperlink r:id="rId14" w:history="1">
               <w:r>
                 <w:rPr>
                   <w:rStyle w:val="Hyperlink"/>
@@ -820,7 +930,7 @@
             <w:tcW w:w="4673" w:type="dxa"/>
           </w:tcPr>
           <w:p>
-            <w:hyperlink r:id="rId12" w:history="1">
+            <w:hyperlink r:id="rId15" w:history="1">
               <w:r>
                 <w:rPr>
                   <w:rStyle w:val="Hyperlink"/>
@@ -959,7 +1069,7 @@
             <w:tcW w:w="4673" w:type="dxa"/>
           </w:tcPr>
           <w:p>
-            <w:hyperlink r:id="rId13" w:history="1">
+            <w:hyperlink r:id="rId16" w:history="1">
               <w:r>
                 <w:rPr>
                   <w:rStyle w:val="Hyperlink"/>
@@ -1138,7 +1248,7 @@
             <w:tcW w:w="5524" w:type="dxa"/>
           </w:tcPr>
           <w:p>
-            <w:hyperlink r:id="rId14" w:history="1">
+            <w:hyperlink r:id="rId17" w:history="1">
               <w:r>
                 <w:rPr>
                   <w:rStyle w:val="Hyperlink"/>
@@ -1243,7 +1353,7 @@
             <w:tcW w:w="5524" w:type="dxa"/>
           </w:tcPr>
           <w:p>
-            <w:hyperlink r:id="rId15" w:history="1">
+            <w:hyperlink r:id="rId18" w:history="1">
               <w:r>
                 <w:rPr>
                   <w:rStyle w:val="Hyperlink"/>
@@ -1422,7 +1532,7 @@
             <w:tcW w:w="5098" w:type="dxa"/>
           </w:tcPr>
           <w:p>
-            <w:hyperlink r:id="rId16" w:history="1">
+            <w:hyperlink r:id="rId19" w:history="1">
               <w:r>
                 <w:rPr>
                   <w:rStyle w:val="Hyperlink"/>
@@ -1518,7 +1628,7 @@
             <w:tcW w:w="5098" w:type="dxa"/>
           </w:tcPr>
           <w:p>
-            <w:hyperlink r:id="rId17" w:history="1">
+            <w:hyperlink r:id="rId20" w:history="1">
               <w:r>
                 <w:rPr>
                   <w:rStyle w:val="Hyperlink"/>
@@ -1628,13 +1738,7 @@
           <w:shd w:val="clear" w:color="auto" w:fill="FFFFFF"/>
         </w:rPr>
         <w:lastRenderedPageBreak/>
-        <w:t>mode</w:t>
-      </w:r>
-      <w:r>
-        <w:rPr>
-          <w:shd w:val="clear" w:color="auto" w:fill="FFFFFF"/>
-        </w:rPr>
-        <w:t>Set</w:t>
+        <w:t>modeSet</w:t>
       </w:r>
       <w:proofErr w:type="spellEnd"/>
       <w:r>
@@ -1646,33 +1750,18 @@
     </w:p>
     <w:p>
       <w:r>
-        <w:t xml:space="preserve">Used to return the current </w:t>
-      </w:r>
-      <w:r>
-        <w:t>operating ‘Mode’ of the system</w:t>
-      </w:r>
-      <w:r>
-        <w:t xml:space="preserve"> or set a </w:t>
+        <w:t xml:space="preserve">Used to return the current operating ‘Mode’ of the system or set a </w:t>
       </w:r>
       <w:r>
         <w:t xml:space="preserve">new </w:t>
       </w:r>
       <w:r>
-        <w:t>operating ‘Mode’</w:t>
-      </w:r>
-      <w:r>
-        <w:t>.</w:t>
-      </w:r>
-    </w:p>
-    <w:p>
-      <w:r>
-        <w:t xml:space="preserve">Example 1 - get the current </w:t>
-      </w:r>
-      <w:r>
-        <w:t>operating ‘Mode’</w:t>
-      </w:r>
-      <w:r>
-        <w:t>:</w:t>
+        <w:t>operating ‘Mode’.</w:t>
+      </w:r>
+    </w:p>
+    <w:p>
+      <w:r>
+        <w:t>Example 1 - get the current operating ‘Mode’:</w:t>
       </w:r>
     </w:p>
     <w:tbl>
@@ -1692,7 +1781,7 @@
             <w:tcW w:w="3823" w:type="dxa"/>
           </w:tcPr>
           <w:p>
-            <w:hyperlink r:id="rId18" w:history="1">
+            <w:hyperlink r:id="rId21" w:history="1">
               <w:r>
                 <w:rPr>
                   <w:rStyle w:val="Hyperlink"/>
@@ -1822,36 +1911,12 @@
         <w:t>2</w:t>
       </w:r>
       <w:r>
-        <w:t xml:space="preserve"> components, ‘success’ – either true or false depending on if the API call was successful or not, ‘</w:t>
-      </w:r>
-      <w:r>
-        <w:t>mode</w:t>
-      </w:r>
-      <w:r>
-        <w:t xml:space="preserve">’ – </w:t>
-      </w:r>
-      <w:r>
-        <w:t>the current operating ‘Mode’ of the system</w:t>
-      </w:r>
-      <w:r>
-        <w:t>.</w:t>
-      </w:r>
-    </w:p>
-    <w:p>
-      <w:r>
-        <w:t xml:space="preserve">Example 2 - set the </w:t>
-      </w:r>
-      <w:r>
-        <w:t>operating ‘Mode’</w:t>
-      </w:r>
-      <w:r>
-        <w:t xml:space="preserve"> to ‘</w:t>
-      </w:r>
-      <w:r>
-        <w:t>HW</w:t>
-      </w:r>
-      <w:r>
-        <w:t>’:</w:t>
+        <w:t xml:space="preserve"> components, ‘success’ – either true or false depending on if the API call was successful or not, ‘mode’ – the current operating ‘Mode’ of the system.</w:t>
+      </w:r>
+    </w:p>
+    <w:p>
+      <w:r>
+        <w:t>Example 2 - set the operating ‘Mode’ to ‘HW’:</w:t>
       </w:r>
     </w:p>
     <w:tbl>
@@ -1871,7 +1936,7 @@
             <w:tcW w:w="4673" w:type="dxa"/>
           </w:tcPr>
           <w:p>
-            <w:hyperlink r:id="rId19" w:history="1">
+            <w:hyperlink r:id="rId22" w:history="1">
               <w:r>
                 <w:rPr>
                   <w:rStyle w:val="Hyperlink"/>
@@ -1895,31 +1960,7 @@
                 <w:color w:val="24292E"/>
                 <w:shd w:val="clear" w:color="auto" w:fill="FFFFFF"/>
               </w:rPr>
-              <w:t>mode</w:t>
-            </w:r>
-            <w:r>
-              <w:rPr>
-                <w:rFonts w:cstheme="minorHAnsi"/>
-                <w:b/>
-                <w:bCs/>
-                <w:i/>
-                <w:iCs/>
-                <w:color w:val="24292E"/>
-                <w:shd w:val="clear" w:color="auto" w:fill="FFFFFF"/>
-              </w:rPr>
-              <w:t>=</w:t>
-            </w:r>
-            <w:r>
-              <w:rPr>
-                <w:rFonts w:cstheme="minorHAnsi"/>
-                <w:b/>
-                <w:bCs/>
-                <w:i/>
-                <w:iCs/>
-                <w:color w:val="24292E"/>
-                <w:shd w:val="clear" w:color="auto" w:fill="FFFFFF"/>
-              </w:rPr>
-              <w:t>hw</w:t>
+              <w:t>mode=hw</w:t>
             </w:r>
           </w:p>
         </w:tc>
@@ -2038,12 +2079,15 @@
     </w:p>
     <w:p>
       <w:r>
-        <w:t xml:space="preserve">Note: The parameter passed to the API can be either numeric  0 – 4 </w:t>
-      </w:r>
-      <w:bookmarkStart w:id="1" w:name="_GoBack"/>
-      <w:bookmarkEnd w:id="1"/>
-      <w:r>
-        <w:t xml:space="preserve">(represent the mode) or a character string “off, timer, </w:t>
+        <w:t xml:space="preserve">Note: The parameter passed to the API can be either </w:t>
+      </w:r>
+      <w:proofErr w:type="gramStart"/>
+      <w:r>
+        <w:t>numeric  0</w:t>
+      </w:r>
+      <w:proofErr w:type="gramEnd"/>
+      <w:r>
+        <w:t xml:space="preserve"> – 4 (represent the mode) or a character string “off, timer, </w:t>
       </w:r>
       <w:proofErr w:type="spellStart"/>
       <w:r>
@@ -2060,13 +2104,1930 @@
       <w:proofErr w:type="spellEnd"/>
       <w:r>
         <w:t xml:space="preserve"> or both” and can be either lower or upper case.</w:t>
+      </w:r>
+    </w:p>
+    <w:p>
+      <w:pPr>
+        <w:pStyle w:val="Heading4"/>
+      </w:pPr>
+      <w:proofErr w:type="spellStart"/>
+      <w:r>
+        <w:t>getZone</w:t>
+      </w:r>
+      <w:r>
+        <w:t>Data</w:t>
+      </w:r>
+      <w:proofErr w:type="spellEnd"/>
+      <w:r>
+        <w:t xml:space="preserve"> API</w:t>
+      </w:r>
+    </w:p>
+    <w:p>
+      <w:r>
+        <w:t xml:space="preserve">Used to return the </w:t>
+      </w:r>
+      <w:r>
+        <w:t>running schedule temperature</w:t>
+      </w:r>
+      <w:r>
+        <w:t xml:space="preserve">, </w:t>
+      </w:r>
+      <w:r>
+        <w:t xml:space="preserve">the linked sensor temperature, </w:t>
+      </w:r>
+      <w:r>
+        <w:t xml:space="preserve">the datetime of the last temperature reading, the minim and maximum temperatures for the current day and the temperature change over the last 1 hour, </w:t>
+      </w:r>
+      <w:r>
+        <w:t>for either a single named zone or for all zones.</w:t>
+      </w:r>
+    </w:p>
+    <w:p>
+      <w:r>
+        <w:t xml:space="preserve">Example 1 - get the current temperature </w:t>
+      </w:r>
+      <w:r>
+        <w:t>data for the Ground Floor zone.</w:t>
+      </w:r>
+      <w:r>
+        <w:t>:</w:t>
+      </w:r>
+    </w:p>
+    <w:tbl>
+      <w:tblPr>
+        <w:tblStyle w:val="TableGrid"/>
+        <w:tblW w:w="0" w:type="auto"/>
+        <w:tblLayout w:type="fixed"/>
+        <w:tblLook w:val="04A0" w:firstRow="1" w:lastRow="0" w:firstColumn="1" w:lastColumn="0" w:noHBand="0" w:noVBand="1"/>
+      </w:tblPr>
+      <w:tblGrid>
+        <w:gridCol w:w="3964"/>
+        <w:gridCol w:w="5052"/>
+      </w:tblGrid>
+      <w:tr>
+        <w:tc>
+          <w:tcPr>
+            <w:tcW w:w="3964" w:type="dxa"/>
+          </w:tcPr>
+          <w:p>
+            <w:hyperlink r:id="rId23" w:history="1">
+              <w:r>
+                <w:rPr>
+                  <w:rStyle w:val="Hyperlink"/>
+                  <w:rFonts w:cstheme="minorHAnsi"/>
+                  <w:b/>
+                  <w:bCs/>
+                  <w:i/>
+                  <w:iCs/>
+                  <w:shd w:val="clear" w:color="auto" w:fill="FFFFFF"/>
+                </w:rPr>
+                <w:t>http://192.168.0.100/api/getZoneData?zonename=Ground%20Floor</w:t>
+              </w:r>
+            </w:hyperlink>
+          </w:p>
+        </w:tc>
+        <w:tc>
+          <w:tcPr>
+            <w:tcW w:w="5052" w:type="dxa"/>
+          </w:tcPr>
+          <w:p>
+            <w:pPr>
+              <w:tabs>
+                <w:tab w:val="left" w:pos="916"/>
+                <w:tab w:val="left" w:pos="1832"/>
+                <w:tab w:val="left" w:pos="2748"/>
+                <w:tab w:val="left" w:pos="3664"/>
+                <w:tab w:val="left" w:pos="4580"/>
+                <w:tab w:val="left" w:pos="5496"/>
+                <w:tab w:val="left" w:pos="6412"/>
+                <w:tab w:val="left" w:pos="7328"/>
+                <w:tab w:val="left" w:pos="8244"/>
+                <w:tab w:val="left" w:pos="9160"/>
+                <w:tab w:val="left" w:pos="10076"/>
+                <w:tab w:val="left" w:pos="10992"/>
+                <w:tab w:val="left" w:pos="11908"/>
+                <w:tab w:val="left" w:pos="12824"/>
+                <w:tab w:val="left" w:pos="13740"/>
+                <w:tab w:val="left" w:pos="14656"/>
+              </w:tabs>
+              <w:rPr>
+                <w:rFonts w:ascii="Courier New" w:eastAsia="Times New Roman" w:hAnsi="Courier New" w:cs="Courier New"/>
+                <w:color w:val="000000"/>
+                <w:sz w:val="20"/>
+                <w:szCs w:val="20"/>
+                <w:lang w:eastAsia="en-GB"/>
+              </w:rPr>
+            </w:pPr>
+            <w:r>
+              <w:rPr>
+                <w:rFonts w:ascii="Courier New" w:eastAsia="Times New Roman" w:hAnsi="Courier New" w:cs="Courier New"/>
+                <w:color w:val="000000"/>
+                <w:sz w:val="20"/>
+                <w:szCs w:val="20"/>
+                <w:lang w:eastAsia="en-GB"/>
+              </w:rPr>
+              <w:t>{"success</w:t>
+            </w:r>
+            <w:proofErr w:type="gramStart"/>
+            <w:r>
+              <w:rPr>
+                <w:rFonts w:ascii="Courier New" w:eastAsia="Times New Roman" w:hAnsi="Courier New" w:cs="Courier New"/>
+                <w:color w:val="000000"/>
+                <w:sz w:val="20"/>
+                <w:szCs w:val="20"/>
+                <w:lang w:eastAsia="en-GB"/>
+              </w:rPr>
+              <w:t>":true</w:t>
+            </w:r>
+            <w:proofErr w:type="gramEnd"/>
+            <w:r>
+              <w:rPr>
+                <w:rFonts w:ascii="Courier New" w:eastAsia="Times New Roman" w:hAnsi="Courier New" w:cs="Courier New"/>
+                <w:color w:val="000000"/>
+                <w:sz w:val="20"/>
+                <w:szCs w:val="20"/>
+                <w:lang w:eastAsia="en-GB"/>
+              </w:rPr>
+              <w:t>,"id":"42","name":"Ground Floor","temp_target":"21.0","temp_actual":"14.72","temp_datetime":"2026-04-15 07:34:05","min":"14.62","max":"14.81","delta":"0.13"}</w:t>
+            </w:r>
+          </w:p>
+        </w:tc>
+      </w:tr>
+    </w:tbl>
+    <w:p>
+      <w:pPr>
+        <w:pStyle w:val="NoSpacing"/>
+      </w:pPr>
+    </w:p>
+    <w:p>
+      <w:r>
+        <w:t xml:space="preserve">The returned JSON contains </w:t>
+      </w:r>
+      <w:r>
+        <w:t>9</w:t>
+      </w:r>
+      <w:r>
+        <w:t xml:space="preserve"> components, ‘success’ – either true or false depending on if the API call was successful or not, ‘status’ –</w:t>
+      </w:r>
+      <w:r>
+        <w:t xml:space="preserve"> </w:t>
+      </w:r>
+      <w:r>
+        <w:t>the Zone ID, the Zone Name, the running schedule target temperature (or 0.0 if no schedule is active) and the last temperature reading for the sensor attached to the zone (if multiple sensors are attached, the average value will be returned)</w:t>
+      </w:r>
+      <w:r>
+        <w:t xml:space="preserve">, </w:t>
+      </w:r>
+      <w:r>
+        <w:t>the datetime of the last temperature reading</w:t>
+      </w:r>
+      <w:r>
+        <w:t>, the minimum temperature for the current day, the maximum temperature for the current day and the temperature change over the last 1 hour</w:t>
+      </w:r>
+      <w:r>
+        <w:t>.</w:t>
+      </w:r>
+    </w:p>
+    <w:p>
+      <w:r>
+        <w:br w:type="page"/>
+      </w:r>
+    </w:p>
+    <w:p>
+      <w:r>
+        <w:lastRenderedPageBreak/>
+        <w:t>Example 2 - get the current temperature data for all zones.:</w:t>
+      </w:r>
+    </w:p>
+    <w:tbl>
+      <w:tblPr>
+        <w:tblStyle w:val="TableGrid"/>
+        <w:tblW w:w="0" w:type="auto"/>
+        <w:tblLayout w:type="fixed"/>
+        <w:tblLook w:val="04A0" w:firstRow="1" w:lastRow="0" w:firstColumn="1" w:lastColumn="0" w:noHBand="0" w:noVBand="1"/>
+      </w:tblPr>
+      <w:tblGrid>
+        <w:gridCol w:w="3964"/>
+        <w:gridCol w:w="5052"/>
+      </w:tblGrid>
+      <w:tr>
+        <w:tc>
+          <w:tcPr>
+            <w:tcW w:w="3964" w:type="dxa"/>
+          </w:tcPr>
+          <w:p>
+            <w:pPr>
+              <w:rPr>
+                <w:b/>
+                <w:i/>
+                <w:u w:val="single"/>
+              </w:rPr>
+            </w:pPr>
+            <w:hyperlink r:id="rId24" w:history="1">
+              <w:r>
+                <w:rPr>
+                  <w:rStyle w:val="Hyperlink"/>
+                  <w:b/>
+                  <w:i/>
+                </w:rPr>
+                <w:t>http://192.168.0.100/api/getZoneData</w:t>
+              </w:r>
+            </w:hyperlink>
+          </w:p>
+        </w:tc>
+        <w:tc>
+          <w:tcPr>
+            <w:tcW w:w="5052" w:type="dxa"/>
+          </w:tcPr>
+          <w:p>
+            <w:pPr>
+              <w:tabs>
+                <w:tab w:val="left" w:pos="916"/>
+                <w:tab w:val="left" w:pos="1832"/>
+                <w:tab w:val="left" w:pos="2748"/>
+                <w:tab w:val="left" w:pos="3664"/>
+                <w:tab w:val="left" w:pos="4580"/>
+                <w:tab w:val="left" w:pos="5496"/>
+                <w:tab w:val="left" w:pos="6412"/>
+                <w:tab w:val="left" w:pos="7328"/>
+                <w:tab w:val="left" w:pos="8244"/>
+                <w:tab w:val="left" w:pos="9160"/>
+                <w:tab w:val="left" w:pos="10076"/>
+                <w:tab w:val="left" w:pos="10992"/>
+                <w:tab w:val="left" w:pos="11908"/>
+                <w:tab w:val="left" w:pos="12824"/>
+                <w:tab w:val="left" w:pos="13740"/>
+                <w:tab w:val="left" w:pos="14656"/>
+              </w:tabs>
+              <w:rPr>
+                <w:rFonts w:ascii="Courier New" w:eastAsia="Times New Roman" w:hAnsi="Courier New" w:cs="Courier New"/>
+                <w:color w:val="000000"/>
+                <w:sz w:val="20"/>
+                <w:szCs w:val="20"/>
+                <w:lang w:eastAsia="en-GB"/>
+              </w:rPr>
+            </w:pPr>
+            <w:r>
+              <w:rPr>
+                <w:rFonts w:ascii="Courier New" w:eastAsia="Times New Roman" w:hAnsi="Courier New" w:cs="Courier New"/>
+                <w:color w:val="000000"/>
+                <w:sz w:val="20"/>
+                <w:szCs w:val="20"/>
+                <w:lang w:eastAsia="en-GB"/>
+              </w:rPr>
+              <w:t>{"</w:t>
+            </w:r>
+            <w:proofErr w:type="spellStart"/>
+            <w:r>
+              <w:rPr>
+                <w:rFonts w:ascii="Courier New" w:eastAsia="Times New Roman" w:hAnsi="Courier New" w:cs="Courier New"/>
+                <w:color w:val="000000"/>
+                <w:sz w:val="20"/>
+                <w:szCs w:val="20"/>
+                <w:lang w:eastAsia="en-GB"/>
+              </w:rPr>
+              <w:t>success":true,"zones</w:t>
+            </w:r>
+            <w:proofErr w:type="spellEnd"/>
+            <w:r>
+              <w:rPr>
+                <w:rFonts w:ascii="Courier New" w:eastAsia="Times New Roman" w:hAnsi="Courier New" w:cs="Courier New"/>
+                <w:color w:val="000000"/>
+                <w:sz w:val="20"/>
+                <w:szCs w:val="20"/>
+                <w:lang w:eastAsia="en-GB"/>
+              </w:rPr>
+              <w:t>":[{"id":"42","name":"Ground Floor","temp_target":"21.0","temp_actual":"14.72","temp_datetime":"2026-04-15 07:32:18","min":"14.62","max":"14.81","delta":"0.13"},{"id":"43","name":"Bedrooms","temp_target":"18.0","temp_actual":"14.93","temp_datetime":"2026-04-15 07:32:18","min":"14.87","max":"15.00","delta":"0.06"},{"id":"44","name":"Hot Water","temp_target":"44.9","temp_actual":"14.56","temp_datetime":"2026-04-15 07:32:18","min":"14.43","max":"14.56","delta":"0.06"}]}</w:t>
+            </w:r>
+          </w:p>
+        </w:tc>
+      </w:tr>
+    </w:tbl>
+    <w:p>
+      <w:pPr>
+        <w:pStyle w:val="NoSpacing"/>
+      </w:pPr>
+    </w:p>
+    <w:p>
+      <w:r>
+        <w:t xml:space="preserve">The returned JSON contains </w:t>
+      </w:r>
+      <w:r>
+        <w:t xml:space="preserve">6 </w:t>
+      </w:r>
+      <w:r>
+        <w:t>components</w:t>
+      </w:r>
+      <w:r>
+        <w:t xml:space="preserve"> per zone</w:t>
+      </w:r>
+      <w:r>
+        <w:t>, ‘success’ – either true or false depending on if the API call was successful or not, ‘</w:t>
+      </w:r>
+      <w:r>
+        <w:t>zones</w:t>
+      </w:r>
+      <w:r>
+        <w:t>’ the Zone ID, the Zone Name, the running schedule target temperature (or 0.0 if no schedule is active)</w:t>
+      </w:r>
+      <w:r>
+        <w:t xml:space="preserve">, </w:t>
+      </w:r>
+      <w:r>
+        <w:t>the last temperature reading for the sensor attached to the zone (if multiple sensors are attached, the average value will be returned</w:t>
+      </w:r>
+      <w:r>
+        <w:t>), the minimum temperature for the current day, the maximum temperature for the current day and the temperature change over the last 1 hour</w:t>
+      </w:r>
+      <w:r>
+        <w:t>.</w:t>
+      </w:r>
+    </w:p>
+    <w:p>
+      <w:pPr>
+        <w:pStyle w:val="Heading4"/>
+        <w:rPr>
+          <w:shd w:val="clear" w:color="auto" w:fill="FFFFFF"/>
+        </w:rPr>
+      </w:pPr>
+      <w:proofErr w:type="spellStart"/>
+      <w:r>
+        <w:rPr>
+          <w:shd w:val="clear" w:color="auto" w:fill="FFFFFF"/>
+        </w:rPr>
+        <w:t>getFrostStatus</w:t>
+      </w:r>
+      <w:proofErr w:type="spellEnd"/>
+      <w:r>
+        <w:rPr>
+          <w:shd w:val="clear" w:color="auto" w:fill="FFFFFF"/>
+        </w:rPr>
+        <w:t xml:space="preserve"> API</w:t>
+      </w:r>
+    </w:p>
+    <w:p>
+      <w:r>
+        <w:t xml:space="preserve">Used to return an indication as to whether or not Frost Control is </w:t>
+      </w:r>
+      <w:proofErr w:type="gramStart"/>
+      <w:r>
+        <w:t>active .</w:t>
+      </w:r>
+      <w:proofErr w:type="gramEnd"/>
+    </w:p>
+    <w:p>
+      <w:r>
+        <w:t>Example 1 – Frost Control NOT active:</w:t>
+      </w:r>
+    </w:p>
+    <w:tbl>
+      <w:tblPr>
+        <w:tblStyle w:val="TableGrid"/>
+        <w:tblW w:w="0" w:type="auto"/>
+        <w:tblLayout w:type="fixed"/>
+        <w:tblLook w:val="04A0" w:firstRow="1" w:lastRow="0" w:firstColumn="1" w:lastColumn="0" w:noHBand="0" w:noVBand="1"/>
+      </w:tblPr>
+      <w:tblGrid>
+        <w:gridCol w:w="3964"/>
+        <w:gridCol w:w="5052"/>
+      </w:tblGrid>
+      <w:tr>
+        <w:tc>
+          <w:tcPr>
+            <w:tcW w:w="3964" w:type="dxa"/>
+          </w:tcPr>
+          <w:p>
+            <w:hyperlink r:id="rId25" w:history="1">
+              <w:r>
+                <w:rPr>
+                  <w:rStyle w:val="Hyperlink"/>
+                  <w:rFonts w:cstheme="minorHAnsi"/>
+                  <w:b/>
+                  <w:bCs/>
+                  <w:i/>
+                  <w:iCs/>
+                  <w:shd w:val="clear" w:color="auto" w:fill="FFFFFF"/>
+                </w:rPr>
+                <w:t>http://192.168.0.100/api/getFrostStatus</w:t>
+              </w:r>
+            </w:hyperlink>
+          </w:p>
+        </w:tc>
+        <w:tc>
+          <w:tcPr>
+            <w:tcW w:w="5052" w:type="dxa"/>
+          </w:tcPr>
+          <w:p>
+            <w:pPr>
+              <w:tabs>
+                <w:tab w:val="left" w:pos="916"/>
+                <w:tab w:val="left" w:pos="1832"/>
+                <w:tab w:val="left" w:pos="2748"/>
+                <w:tab w:val="left" w:pos="3664"/>
+                <w:tab w:val="left" w:pos="4580"/>
+                <w:tab w:val="left" w:pos="5496"/>
+                <w:tab w:val="left" w:pos="6412"/>
+                <w:tab w:val="left" w:pos="7328"/>
+                <w:tab w:val="left" w:pos="8244"/>
+                <w:tab w:val="left" w:pos="9160"/>
+                <w:tab w:val="left" w:pos="10076"/>
+                <w:tab w:val="left" w:pos="10992"/>
+                <w:tab w:val="left" w:pos="11908"/>
+                <w:tab w:val="left" w:pos="12824"/>
+                <w:tab w:val="left" w:pos="13740"/>
+                <w:tab w:val="left" w:pos="14656"/>
+              </w:tabs>
+              <w:rPr>
+                <w:rFonts w:ascii="Courier New" w:eastAsia="Times New Roman" w:hAnsi="Courier New" w:cs="Courier New"/>
+                <w:color w:val="000000"/>
+                <w:sz w:val="20"/>
+                <w:szCs w:val="20"/>
+                <w:lang w:eastAsia="en-GB"/>
+              </w:rPr>
+            </w:pPr>
+            <w:r>
+              <w:rPr>
+                <w:rFonts w:ascii="Courier New" w:eastAsia="Times New Roman" w:hAnsi="Courier New" w:cs="Courier New"/>
+                <w:color w:val="000000"/>
+                <w:sz w:val="20"/>
+                <w:szCs w:val="20"/>
+                <w:lang w:eastAsia="en-GB"/>
+              </w:rPr>
+              <w:t>{"</w:t>
+            </w:r>
+            <w:proofErr w:type="spellStart"/>
+            <w:r>
+              <w:rPr>
+                <w:rFonts w:ascii="Courier New" w:eastAsia="Times New Roman" w:hAnsi="Courier New" w:cs="Courier New"/>
+                <w:color w:val="000000"/>
+                <w:sz w:val="20"/>
+                <w:szCs w:val="20"/>
+                <w:lang w:eastAsia="en-GB"/>
+              </w:rPr>
+              <w:t>success</w:t>
+            </w:r>
+            <w:proofErr w:type="gramStart"/>
+            <w:r>
+              <w:rPr>
+                <w:rFonts w:ascii="Courier New" w:eastAsia="Times New Roman" w:hAnsi="Courier New" w:cs="Courier New"/>
+                <w:color w:val="000000"/>
+                <w:sz w:val="20"/>
+                <w:szCs w:val="20"/>
+                <w:lang w:eastAsia="en-GB"/>
+              </w:rPr>
+              <w:t>":true</w:t>
+            </w:r>
+            <w:proofErr w:type="gramEnd"/>
+            <w:r>
+              <w:rPr>
+                <w:rFonts w:ascii="Courier New" w:eastAsia="Times New Roman" w:hAnsi="Courier New" w:cs="Courier New"/>
+                <w:color w:val="000000"/>
+                <w:sz w:val="20"/>
+                <w:szCs w:val="20"/>
+                <w:lang w:eastAsia="en-GB"/>
+              </w:rPr>
+              <w:t>,"state":"Frost</w:t>
+            </w:r>
+            <w:proofErr w:type="spellEnd"/>
+            <w:r>
+              <w:rPr>
+                <w:rFonts w:ascii="Courier New" w:eastAsia="Times New Roman" w:hAnsi="Courier New" w:cs="Courier New"/>
+                <w:color w:val="000000"/>
+                <w:sz w:val="20"/>
+                <w:szCs w:val="20"/>
+                <w:lang w:eastAsia="en-GB"/>
+              </w:rPr>
+              <w:t xml:space="preserve"> Control NOT Active."}</w:t>
+            </w:r>
+          </w:p>
+          <w:p/>
+        </w:tc>
+      </w:tr>
+    </w:tbl>
+    <w:p>
+      <w:pPr>
+        <w:pStyle w:val="NoSpacing"/>
+      </w:pPr>
+    </w:p>
+    <w:p>
+      <w:r>
+        <w:t>Example 2 – Frost Control active:</w:t>
+      </w:r>
+    </w:p>
+    <w:tbl>
+      <w:tblPr>
+        <w:tblStyle w:val="TableGrid"/>
+        <w:tblW w:w="0" w:type="auto"/>
+        <w:tblLayout w:type="fixed"/>
+        <w:tblLook w:val="04A0" w:firstRow="1" w:lastRow="0" w:firstColumn="1" w:lastColumn="0" w:noHBand="0" w:noVBand="1"/>
+      </w:tblPr>
+      <w:tblGrid>
+        <w:gridCol w:w="3964"/>
+        <w:gridCol w:w="5052"/>
+      </w:tblGrid>
+      <w:tr>
+        <w:tc>
+          <w:tcPr>
+            <w:tcW w:w="3964" w:type="dxa"/>
+          </w:tcPr>
+          <w:p>
+            <w:hyperlink r:id="rId26" w:history="1">
+              <w:r>
+                <w:rPr>
+                  <w:rStyle w:val="Hyperlink"/>
+                  <w:rFonts w:cstheme="minorHAnsi"/>
+                  <w:b/>
+                  <w:bCs/>
+                  <w:i/>
+                  <w:iCs/>
+                  <w:shd w:val="clear" w:color="auto" w:fill="FFFFFF"/>
+                </w:rPr>
+                <w:t>http://192.168.0.100/api/getFrostStatus</w:t>
+              </w:r>
+            </w:hyperlink>
+          </w:p>
+        </w:tc>
+        <w:tc>
+          <w:tcPr>
+            <w:tcW w:w="5052" w:type="dxa"/>
+          </w:tcPr>
+          <w:p>
+            <w:pPr>
+              <w:tabs>
+                <w:tab w:val="left" w:pos="916"/>
+                <w:tab w:val="left" w:pos="1832"/>
+                <w:tab w:val="left" w:pos="2748"/>
+                <w:tab w:val="left" w:pos="3664"/>
+                <w:tab w:val="left" w:pos="4580"/>
+                <w:tab w:val="left" w:pos="5496"/>
+                <w:tab w:val="left" w:pos="6412"/>
+                <w:tab w:val="left" w:pos="7328"/>
+                <w:tab w:val="left" w:pos="8244"/>
+                <w:tab w:val="left" w:pos="9160"/>
+                <w:tab w:val="left" w:pos="10076"/>
+                <w:tab w:val="left" w:pos="10992"/>
+                <w:tab w:val="left" w:pos="11908"/>
+                <w:tab w:val="left" w:pos="12824"/>
+                <w:tab w:val="left" w:pos="13740"/>
+                <w:tab w:val="left" w:pos="14656"/>
+              </w:tabs>
+              <w:rPr>
+                <w:rFonts w:ascii="Courier New" w:eastAsia="Times New Roman" w:hAnsi="Courier New" w:cs="Courier New"/>
+                <w:color w:val="000000"/>
+                <w:sz w:val="20"/>
+                <w:szCs w:val="20"/>
+                <w:lang w:eastAsia="en-GB"/>
+              </w:rPr>
+            </w:pPr>
+            <w:r>
+              <w:rPr>
+                <w:rFonts w:ascii="Courier New" w:eastAsia="Times New Roman" w:hAnsi="Courier New" w:cs="Courier New"/>
+                <w:color w:val="000000"/>
+                <w:sz w:val="20"/>
+                <w:szCs w:val="20"/>
+                <w:lang w:eastAsia="en-GB"/>
+              </w:rPr>
+              <w:t>{"</w:t>
+            </w:r>
+            <w:proofErr w:type="spellStart"/>
+            <w:r>
+              <w:rPr>
+                <w:rFonts w:ascii="Courier New" w:eastAsia="Times New Roman" w:hAnsi="Courier New" w:cs="Courier New"/>
+                <w:color w:val="000000"/>
+                <w:sz w:val="20"/>
+                <w:szCs w:val="20"/>
+                <w:lang w:eastAsia="en-GB"/>
+              </w:rPr>
+              <w:t>success</w:t>
+            </w:r>
+            <w:proofErr w:type="gramStart"/>
+            <w:r>
+              <w:rPr>
+                <w:rFonts w:ascii="Courier New" w:eastAsia="Times New Roman" w:hAnsi="Courier New" w:cs="Courier New"/>
+                <w:color w:val="000000"/>
+                <w:sz w:val="20"/>
+                <w:szCs w:val="20"/>
+                <w:lang w:eastAsia="en-GB"/>
+              </w:rPr>
+              <w:t>":true</w:t>
+            </w:r>
+            <w:proofErr w:type="gramEnd"/>
+            <w:r>
+              <w:rPr>
+                <w:rFonts w:ascii="Courier New" w:eastAsia="Times New Roman" w:hAnsi="Courier New" w:cs="Courier New"/>
+                <w:color w:val="000000"/>
+                <w:sz w:val="20"/>
+                <w:szCs w:val="20"/>
+                <w:lang w:eastAsia="en-GB"/>
+              </w:rPr>
+              <w:t>,"state":"Frost</w:t>
+            </w:r>
+            <w:proofErr w:type="spellEnd"/>
+            <w:r>
+              <w:rPr>
+                <w:rFonts w:ascii="Courier New" w:eastAsia="Times New Roman" w:hAnsi="Courier New" w:cs="Courier New"/>
+                <w:color w:val="000000"/>
+                <w:sz w:val="20"/>
+                <w:szCs w:val="20"/>
+                <w:lang w:eastAsia="en-GB"/>
+              </w:rPr>
+              <w:t xml:space="preserve"> </w:t>
+            </w:r>
+            <w:bookmarkStart w:id="1" w:name="_GoBack"/>
+            <w:bookmarkEnd w:id="1"/>
+            <w:r>
+              <w:rPr>
+                <w:rFonts w:ascii="Courier New" w:eastAsia="Times New Roman" w:hAnsi="Courier New" w:cs="Courier New"/>
+                <w:color w:val="000000"/>
+                <w:sz w:val="20"/>
+                <w:szCs w:val="20"/>
+                <w:lang w:eastAsia="en-GB"/>
+              </w:rPr>
+              <w:t>Control Active."}</w:t>
+            </w:r>
+          </w:p>
+          <w:p/>
+        </w:tc>
+      </w:tr>
+    </w:tbl>
+    <w:p>
+      <w:pPr>
+        <w:pStyle w:val="NoSpacing"/>
+      </w:pPr>
+    </w:p>
+    <w:p>
+      <w:r>
+        <w:t xml:space="preserve">The returned JSON contains 2 components, ‘success’ – either true or false depending on if the API call was successful or not, ‘state’ – the current state </w:t>
+      </w:r>
+      <w:proofErr w:type="gramStart"/>
+      <w:r>
+        <w:t>of  Frost</w:t>
+      </w:r>
+      <w:proofErr w:type="gramEnd"/>
+      <w:r>
+        <w:t xml:space="preserve"> Control.</w:t>
+      </w:r>
+    </w:p>
+    <w:p>
+      <w:pPr>
+        <w:pStyle w:val="Heading4"/>
+        <w:rPr>
+          <w:shd w:val="clear" w:color="auto" w:fill="FFFFFF"/>
+        </w:rPr>
+      </w:pPr>
+      <w:proofErr w:type="spellStart"/>
+      <w:r>
+        <w:rPr>
+          <w:shd w:val="clear" w:color="auto" w:fill="FFFFFF"/>
+        </w:rPr>
+        <w:t>get</w:t>
+      </w:r>
+      <w:r>
+        <w:rPr>
+          <w:shd w:val="clear" w:color="auto" w:fill="FFFFFF"/>
+        </w:rPr>
+        <w:t>RelayState</w:t>
+      </w:r>
+      <w:proofErr w:type="spellEnd"/>
+      <w:r>
+        <w:rPr>
+          <w:shd w:val="clear" w:color="auto" w:fill="FFFFFF"/>
+        </w:rPr>
+        <w:t xml:space="preserve"> API</w:t>
+      </w:r>
+    </w:p>
+    <w:p>
+      <w:r>
+        <w:t xml:space="preserve">Used to return </w:t>
+      </w:r>
+      <w:r>
+        <w:t>the state of any relay by name</w:t>
+      </w:r>
+      <w:r>
+        <w:t>.</w:t>
+      </w:r>
+    </w:p>
+    <w:p>
+      <w:r>
+        <w:t>Example 1:</w:t>
+      </w:r>
+    </w:p>
+    <w:tbl>
+      <w:tblPr>
+        <w:tblStyle w:val="TableGrid"/>
+        <w:tblW w:w="0" w:type="auto"/>
+        <w:tblLayout w:type="fixed"/>
+        <w:tblLook w:val="04A0" w:firstRow="1" w:lastRow="0" w:firstColumn="1" w:lastColumn="0" w:noHBand="0" w:noVBand="1"/>
+      </w:tblPr>
+      <w:tblGrid>
+        <w:gridCol w:w="3964"/>
+        <w:gridCol w:w="5052"/>
+      </w:tblGrid>
+      <w:tr>
+        <w:tc>
+          <w:tcPr>
+            <w:tcW w:w="3964" w:type="dxa"/>
+          </w:tcPr>
+          <w:p>
+            <w:hyperlink r:id="rId27" w:history="1">
+              <w:r>
+                <w:rPr>
+                  <w:rStyle w:val="Hyperlink"/>
+                  <w:rFonts w:cstheme="minorHAnsi"/>
+                  <w:b/>
+                  <w:bCs/>
+                  <w:i/>
+                  <w:iCs/>
+                  <w:shd w:val="clear" w:color="auto" w:fill="FFFFFF"/>
+                </w:rPr>
+                <w:t>http://192.168.0.100/api/getRelayState?relayname=Downstairs</w:t>
+              </w:r>
+            </w:hyperlink>
+          </w:p>
+        </w:tc>
+        <w:tc>
+          <w:tcPr>
+            <w:tcW w:w="5052" w:type="dxa"/>
+          </w:tcPr>
+          <w:p>
+            <w:pPr>
+              <w:tabs>
+                <w:tab w:val="left" w:pos="916"/>
+                <w:tab w:val="left" w:pos="1832"/>
+                <w:tab w:val="left" w:pos="2748"/>
+                <w:tab w:val="left" w:pos="3664"/>
+                <w:tab w:val="left" w:pos="4580"/>
+                <w:tab w:val="left" w:pos="5496"/>
+                <w:tab w:val="left" w:pos="6412"/>
+                <w:tab w:val="left" w:pos="7328"/>
+                <w:tab w:val="left" w:pos="8244"/>
+                <w:tab w:val="left" w:pos="9160"/>
+                <w:tab w:val="left" w:pos="10076"/>
+                <w:tab w:val="left" w:pos="10992"/>
+                <w:tab w:val="left" w:pos="11908"/>
+                <w:tab w:val="left" w:pos="12824"/>
+                <w:tab w:val="left" w:pos="13740"/>
+                <w:tab w:val="left" w:pos="14656"/>
+              </w:tabs>
+              <w:rPr>
+                <w:rFonts w:ascii="Courier New" w:eastAsia="Times New Roman" w:hAnsi="Courier New" w:cs="Courier New"/>
+                <w:color w:val="000000"/>
+                <w:sz w:val="20"/>
+                <w:szCs w:val="20"/>
+                <w:lang w:eastAsia="en-GB"/>
+              </w:rPr>
+            </w:pPr>
+            <w:r>
+              <w:rPr>
+                <w:rFonts w:ascii="Courier New" w:eastAsia="Times New Roman" w:hAnsi="Courier New" w:cs="Courier New"/>
+                <w:color w:val="000000"/>
+                <w:sz w:val="20"/>
+                <w:szCs w:val="20"/>
+                <w:lang w:eastAsia="en-GB"/>
+              </w:rPr>
+              <w:t>{"</w:t>
+            </w:r>
+            <w:proofErr w:type="spellStart"/>
+            <w:r>
+              <w:rPr>
+                <w:rFonts w:ascii="Courier New" w:eastAsia="Times New Roman" w:hAnsi="Courier New" w:cs="Courier New"/>
+                <w:color w:val="000000"/>
+                <w:sz w:val="20"/>
+                <w:szCs w:val="20"/>
+                <w:lang w:eastAsia="en-GB"/>
+              </w:rPr>
+              <w:t>success</w:t>
+            </w:r>
+            <w:proofErr w:type="gramStart"/>
+            <w:r>
+              <w:rPr>
+                <w:rFonts w:ascii="Courier New" w:eastAsia="Times New Roman" w:hAnsi="Courier New" w:cs="Courier New"/>
+                <w:color w:val="000000"/>
+                <w:sz w:val="20"/>
+                <w:szCs w:val="20"/>
+                <w:lang w:eastAsia="en-GB"/>
+              </w:rPr>
+              <w:t>":true</w:t>
+            </w:r>
+            <w:proofErr w:type="gramEnd"/>
+            <w:r>
+              <w:rPr>
+                <w:rFonts w:ascii="Courier New" w:eastAsia="Times New Roman" w:hAnsi="Courier New" w:cs="Courier New"/>
+                <w:color w:val="000000"/>
+                <w:sz w:val="20"/>
+                <w:szCs w:val="20"/>
+                <w:lang w:eastAsia="en-GB"/>
+              </w:rPr>
+              <w:t>,"state":"ON</w:t>
+            </w:r>
+            <w:proofErr w:type="spellEnd"/>
+            <w:r>
+              <w:rPr>
+                <w:rFonts w:ascii="Courier New" w:eastAsia="Times New Roman" w:hAnsi="Courier New" w:cs="Courier New"/>
+                <w:color w:val="000000"/>
+                <w:sz w:val="20"/>
+                <w:szCs w:val="20"/>
+                <w:lang w:eastAsia="en-GB"/>
+              </w:rPr>
+              <w:t>"}</w:t>
+            </w:r>
+          </w:p>
+          <w:p/>
+        </w:tc>
+      </w:tr>
+    </w:tbl>
+    <w:p>
+      <w:pPr>
+        <w:rPr>
+          <w:rFonts w:asciiTheme="majorHAnsi" w:eastAsiaTheme="majorEastAsia" w:hAnsiTheme="majorHAnsi" w:cstheme="majorBidi"/>
+          <w:b/>
+          <w:bCs/>
+          <w:i/>
+          <w:iCs/>
+          <w:color w:val="4F81BD" w:themeColor="accent1"/>
+          <w:shd w:val="clear" w:color="auto" w:fill="FFFFFF"/>
+        </w:rPr>
+      </w:pPr>
+      <w:r>
+        <w:rPr>
+          <w:shd w:val="clear" w:color="auto" w:fill="FFFFFF"/>
+        </w:rPr>
+        <w:br w:type="page"/>
+      </w:r>
+    </w:p>
+    <w:p>
+      <w:pPr>
+        <w:pStyle w:val="Heading4"/>
+        <w:rPr>
+          <w:shd w:val="clear" w:color="auto" w:fill="FFFFFF"/>
+        </w:rPr>
+      </w:pPr>
+      <w:proofErr w:type="spellStart"/>
+      <w:r>
+        <w:rPr>
+          <w:shd w:val="clear" w:color="auto" w:fill="FFFFFF"/>
+        </w:rPr>
+        <w:lastRenderedPageBreak/>
+        <w:t>LiveTemp</w:t>
+      </w:r>
+      <w:r>
+        <w:rPr>
+          <w:shd w:val="clear" w:color="auto" w:fill="FFFFFF"/>
+        </w:rPr>
+        <w:t>Set</w:t>
+      </w:r>
+      <w:proofErr w:type="spellEnd"/>
+      <w:r>
+        <w:rPr>
+          <w:shd w:val="clear" w:color="auto" w:fill="FFFFFF"/>
+        </w:rPr>
+        <w:t xml:space="preserve"> API</w:t>
+      </w:r>
+    </w:p>
+    <w:p>
+      <w:r>
+        <w:t xml:space="preserve">Used to return the </w:t>
+      </w:r>
+      <w:r>
+        <w:t xml:space="preserve">zone ID and name to which the Live Temperature control is attached together with the current active state and target </w:t>
+      </w:r>
+      <w:r>
+        <w:t>temperature setting.</w:t>
+      </w:r>
+    </w:p>
+    <w:p>
+      <w:r>
+        <w:t>Used to set the Live Temperature Control</w:t>
+      </w:r>
+    </w:p>
+    <w:p>
+      <w:r>
+        <w:t xml:space="preserve">Example 1 - get the current </w:t>
+      </w:r>
+      <w:r>
+        <w:t xml:space="preserve">Live Temperature Control </w:t>
+      </w:r>
+      <w:r>
+        <w:t xml:space="preserve">active state and target </w:t>
+      </w:r>
+      <w:r>
+        <w:t>temperature</w:t>
+      </w:r>
+      <w:r>
+        <w:t xml:space="preserve"> setting</w:t>
+      </w:r>
+      <w:r>
+        <w:t>:</w:t>
+      </w:r>
+    </w:p>
+    <w:tbl>
+      <w:tblPr>
+        <w:tblStyle w:val="TableGrid"/>
+        <w:tblW w:w="0" w:type="auto"/>
+        <w:tblLayout w:type="fixed"/>
+        <w:tblLook w:val="04A0" w:firstRow="1" w:lastRow="0" w:firstColumn="1" w:lastColumn="0" w:noHBand="0" w:noVBand="1"/>
+      </w:tblPr>
+      <w:tblGrid>
+        <w:gridCol w:w="3823"/>
+        <w:gridCol w:w="5193"/>
+      </w:tblGrid>
+      <w:tr>
+        <w:tc>
+          <w:tcPr>
+            <w:tcW w:w="3823" w:type="dxa"/>
+          </w:tcPr>
+          <w:p>
+            <w:hyperlink r:id="rId28" w:history="1">
+              <w:r>
+                <w:rPr>
+                  <w:rStyle w:val="Hyperlink"/>
+                  <w:rFonts w:cstheme="minorHAnsi"/>
+                  <w:b/>
+                  <w:bCs/>
+                  <w:i/>
+                  <w:iCs/>
+                  <w:shd w:val="clear" w:color="auto" w:fill="FFFFFF"/>
+                </w:rPr>
+                <w:t>http://192.168.0.100/api/LiveTempSet</w:t>
+              </w:r>
+            </w:hyperlink>
+          </w:p>
+        </w:tc>
+        <w:tc>
+          <w:tcPr>
+            <w:tcW w:w="5193" w:type="dxa"/>
+          </w:tcPr>
+          <w:p>
+            <w:pPr>
+              <w:tabs>
+                <w:tab w:val="left" w:pos="916"/>
+                <w:tab w:val="left" w:pos="1832"/>
+                <w:tab w:val="left" w:pos="2748"/>
+                <w:tab w:val="left" w:pos="3664"/>
+                <w:tab w:val="left" w:pos="4580"/>
+                <w:tab w:val="left" w:pos="5496"/>
+                <w:tab w:val="left" w:pos="6412"/>
+                <w:tab w:val="left" w:pos="7328"/>
+                <w:tab w:val="left" w:pos="8244"/>
+                <w:tab w:val="left" w:pos="9160"/>
+                <w:tab w:val="left" w:pos="10076"/>
+                <w:tab w:val="left" w:pos="10992"/>
+                <w:tab w:val="left" w:pos="11908"/>
+                <w:tab w:val="left" w:pos="12824"/>
+                <w:tab w:val="left" w:pos="13740"/>
+                <w:tab w:val="left" w:pos="14656"/>
+              </w:tabs>
+              <w:rPr>
+                <w:rFonts w:ascii="Courier New" w:eastAsia="Times New Roman" w:hAnsi="Courier New" w:cs="Courier New"/>
+                <w:color w:val="000000"/>
+                <w:sz w:val="20"/>
+                <w:szCs w:val="20"/>
+                <w:lang w:eastAsia="en-GB"/>
+              </w:rPr>
+            </w:pPr>
+            <w:r>
+              <w:rPr>
+                <w:rFonts w:ascii="Courier New" w:eastAsia="Times New Roman" w:hAnsi="Courier New" w:cs="Courier New"/>
+                <w:color w:val="000000"/>
+                <w:sz w:val="20"/>
+                <w:szCs w:val="20"/>
+                <w:lang w:eastAsia="en-GB"/>
+              </w:rPr>
+              <w:t>{"</w:t>
+            </w:r>
+            <w:proofErr w:type="spellStart"/>
+            <w:r>
+              <w:rPr>
+                <w:rFonts w:ascii="Courier New" w:eastAsia="Times New Roman" w:hAnsi="Courier New" w:cs="Courier New"/>
+                <w:color w:val="000000"/>
+                <w:sz w:val="20"/>
+                <w:szCs w:val="20"/>
+                <w:lang w:eastAsia="en-GB"/>
+              </w:rPr>
+              <w:t>success</w:t>
+            </w:r>
+            <w:proofErr w:type="gramStart"/>
+            <w:r>
+              <w:rPr>
+                <w:rFonts w:ascii="Courier New" w:eastAsia="Times New Roman" w:hAnsi="Courier New" w:cs="Courier New"/>
+                <w:color w:val="000000"/>
+                <w:sz w:val="20"/>
+                <w:szCs w:val="20"/>
+                <w:lang w:eastAsia="en-GB"/>
+              </w:rPr>
+              <w:t>":true</w:t>
+            </w:r>
+            <w:proofErr w:type="gramEnd"/>
+            <w:r>
+              <w:rPr>
+                <w:rFonts w:ascii="Courier New" w:eastAsia="Times New Roman" w:hAnsi="Courier New" w:cs="Courier New"/>
+                <w:color w:val="000000"/>
+                <w:sz w:val="20"/>
+                <w:szCs w:val="20"/>
+                <w:lang w:eastAsia="en-GB"/>
+              </w:rPr>
+              <w:t>,"status</w:t>
+            </w:r>
+            <w:proofErr w:type="spellEnd"/>
+            <w:r>
+              <w:rPr>
+                <w:rFonts w:ascii="Courier New" w:eastAsia="Times New Roman" w:hAnsi="Courier New" w:cs="Courier New"/>
+                <w:color w:val="000000"/>
+                <w:sz w:val="20"/>
+                <w:szCs w:val="20"/>
+                <w:lang w:eastAsia="en-GB"/>
+              </w:rPr>
+              <w:t>":[{"id":"39","name":"Ground Floor","active":"0","targettemp":"25.0"}]}</w:t>
+            </w:r>
+          </w:p>
+        </w:tc>
+      </w:tr>
+    </w:tbl>
+    <w:p>
+      <w:pPr>
+        <w:pStyle w:val="NoSpacing"/>
+      </w:pPr>
+    </w:p>
+    <w:p>
+      <w:r>
+        <w:t>The returned JSON contains 2 components, ‘success’ – either true or false depending on if the API call was successful or not, ‘</w:t>
+      </w:r>
+      <w:r>
+        <w:t>state</w:t>
+      </w:r>
+      <w:r>
+        <w:t xml:space="preserve">’ – the current </w:t>
+      </w:r>
+      <w:r>
+        <w:t xml:space="preserve">active state and target </w:t>
+      </w:r>
+      <w:r>
+        <w:t>temperature setting for the Live Temperature control</w:t>
+      </w:r>
+      <w:r>
+        <w:t>.</w:t>
+      </w:r>
+    </w:p>
+    <w:p>
+      <w:r>
+        <w:t xml:space="preserve">Example </w:t>
+      </w:r>
+      <w:r>
+        <w:t>2</w:t>
+      </w:r>
+      <w:r>
+        <w:t xml:space="preserve"> – set the active state to ACTIVE and target temperature to 25C:</w:t>
+      </w:r>
+    </w:p>
+    <w:tbl>
+      <w:tblPr>
+        <w:tblStyle w:val="TableGrid"/>
+        <w:tblW w:w="0" w:type="auto"/>
+        <w:tblLayout w:type="fixed"/>
+        <w:tblLook w:val="04A0" w:firstRow="1" w:lastRow="0" w:firstColumn="1" w:lastColumn="0" w:noHBand="0" w:noVBand="1"/>
+      </w:tblPr>
+      <w:tblGrid>
+        <w:gridCol w:w="3823"/>
+        <w:gridCol w:w="5193"/>
+      </w:tblGrid>
+      <w:tr>
+        <w:tc>
+          <w:tcPr>
+            <w:tcW w:w="3823" w:type="dxa"/>
+          </w:tcPr>
+          <w:p>
+            <w:hyperlink r:id="rId29" w:history="1">
+              <w:r>
+                <w:rPr>
+                  <w:rStyle w:val="Hyperlink"/>
+                  <w:rFonts w:cstheme="minorHAnsi"/>
+                  <w:b/>
+                  <w:bCs/>
+                  <w:i/>
+                  <w:iCs/>
+                  <w:shd w:val="clear" w:color="auto" w:fill="FFFFFF"/>
+                </w:rPr>
+                <w:t>http://192.168.0.100/api/</w:t>
+              </w:r>
+              <w:r>
+                <w:t xml:space="preserve"> </w:t>
+              </w:r>
+              <w:proofErr w:type="spellStart"/>
+              <w:r>
+                <w:rPr>
+                  <w:rStyle w:val="Hyperlink"/>
+                  <w:rFonts w:cstheme="minorHAnsi"/>
+                  <w:b/>
+                  <w:bCs/>
+                  <w:i/>
+                  <w:iCs/>
+                  <w:shd w:val="clear" w:color="auto" w:fill="FFFFFF"/>
+                </w:rPr>
+                <w:t>LiveTempSet?active</w:t>
+              </w:r>
+              <w:proofErr w:type="spellEnd"/>
+              <w:r>
+                <w:rPr>
+                  <w:rStyle w:val="Hyperlink"/>
+                  <w:rFonts w:cstheme="minorHAnsi"/>
+                  <w:b/>
+                  <w:bCs/>
+                  <w:i/>
+                  <w:iCs/>
+                  <w:shd w:val="clear" w:color="auto" w:fill="FFFFFF"/>
+                </w:rPr>
+                <w:t>=1&amp;targettemp=25</w:t>
+              </w:r>
+            </w:hyperlink>
+          </w:p>
+        </w:tc>
+        <w:tc>
+          <w:tcPr>
+            <w:tcW w:w="5193" w:type="dxa"/>
+          </w:tcPr>
+          <w:p>
+            <w:pPr>
+              <w:tabs>
+                <w:tab w:val="left" w:pos="916"/>
+                <w:tab w:val="left" w:pos="1832"/>
+                <w:tab w:val="left" w:pos="2748"/>
+                <w:tab w:val="left" w:pos="3664"/>
+                <w:tab w:val="left" w:pos="4580"/>
+                <w:tab w:val="left" w:pos="5496"/>
+                <w:tab w:val="left" w:pos="6412"/>
+                <w:tab w:val="left" w:pos="7328"/>
+                <w:tab w:val="left" w:pos="8244"/>
+                <w:tab w:val="left" w:pos="9160"/>
+                <w:tab w:val="left" w:pos="10076"/>
+                <w:tab w:val="left" w:pos="10992"/>
+                <w:tab w:val="left" w:pos="11908"/>
+                <w:tab w:val="left" w:pos="12824"/>
+                <w:tab w:val="left" w:pos="13740"/>
+                <w:tab w:val="left" w:pos="14656"/>
+              </w:tabs>
+              <w:rPr>
+                <w:rFonts w:ascii="Courier New" w:eastAsia="Times New Roman" w:hAnsi="Courier New" w:cs="Courier New"/>
+                <w:color w:val="000000"/>
+                <w:sz w:val="20"/>
+                <w:szCs w:val="20"/>
+                <w:lang w:eastAsia="en-GB"/>
+              </w:rPr>
+            </w:pPr>
+            <w:r>
+              <w:rPr>
+                <w:rFonts w:ascii="Courier New" w:eastAsia="Times New Roman" w:hAnsi="Courier New" w:cs="Courier New"/>
+                <w:color w:val="000000"/>
+                <w:sz w:val="20"/>
+                <w:szCs w:val="20"/>
+                <w:lang w:eastAsia="en-GB"/>
+              </w:rPr>
+              <w:t>{"success</w:t>
+            </w:r>
+            <w:proofErr w:type="gramStart"/>
+            <w:r>
+              <w:rPr>
+                <w:rFonts w:ascii="Courier New" w:eastAsia="Times New Roman" w:hAnsi="Courier New" w:cs="Courier New"/>
+                <w:color w:val="000000"/>
+                <w:sz w:val="20"/>
+                <w:szCs w:val="20"/>
+                <w:lang w:eastAsia="en-GB"/>
+              </w:rPr>
+              <w:t>":true</w:t>
+            </w:r>
+            <w:proofErr w:type="gramEnd"/>
+            <w:r>
+              <w:rPr>
+                <w:rFonts w:ascii="Courier New" w:eastAsia="Times New Roman" w:hAnsi="Courier New" w:cs="Courier New"/>
+                <w:color w:val="000000"/>
+                <w:sz w:val="20"/>
+                <w:szCs w:val="20"/>
+                <w:lang w:eastAsia="en-GB"/>
+              </w:rPr>
+              <w:t>,"active":"1","targettemp":25}</w:t>
+            </w:r>
+          </w:p>
+        </w:tc>
+      </w:tr>
+    </w:tbl>
+    <w:p/>
+    <w:p>
+      <w:r>
+        <w:t>The returned JSON contains 3 components, ‘success’ – either true or false depending on if the API call was successful or not, ‘</w:t>
+      </w:r>
+      <w:r>
+        <w:t>state</w:t>
+      </w:r>
+      <w:r>
+        <w:t xml:space="preserve">’ – the current </w:t>
+      </w:r>
+      <w:r>
+        <w:t xml:space="preserve">ON/OFF </w:t>
+      </w:r>
+      <w:r>
+        <w:t xml:space="preserve">state </w:t>
+      </w:r>
+      <w:r>
+        <w:t>of the named relay</w:t>
+      </w:r>
+      <w:r>
+        <w:t>.</w:t>
+      </w:r>
+    </w:p>
+    <w:p>
+      <w:pPr>
+        <w:pStyle w:val="Heading4"/>
+        <w:rPr>
+          <w:shd w:val="clear" w:color="auto" w:fill="FFFFFF"/>
+        </w:rPr>
+      </w:pPr>
+      <w:proofErr w:type="spellStart"/>
+      <w:r>
+        <w:rPr>
+          <w:shd w:val="clear" w:color="auto" w:fill="FFFFFF"/>
+        </w:rPr>
+        <w:t>away</w:t>
+      </w:r>
+      <w:r>
+        <w:rPr>
+          <w:shd w:val="clear" w:color="auto" w:fill="FFFFFF"/>
+        </w:rPr>
+        <w:t>Set</w:t>
+      </w:r>
+      <w:proofErr w:type="spellEnd"/>
+      <w:r>
+        <w:rPr>
+          <w:shd w:val="clear" w:color="auto" w:fill="FFFFFF"/>
+        </w:rPr>
+        <w:t xml:space="preserve"> API</w:t>
+      </w:r>
+    </w:p>
+    <w:p>
+      <w:r>
+        <w:t xml:space="preserve">Used to return </w:t>
+      </w:r>
+      <w:r>
+        <w:t xml:space="preserve">or set </w:t>
+      </w:r>
+      <w:r>
+        <w:t xml:space="preserve">the current state of </w:t>
+      </w:r>
+      <w:r>
+        <w:t>the AWAY function</w:t>
+      </w:r>
+      <w:r>
+        <w:t>.</w:t>
+      </w:r>
+    </w:p>
+    <w:p>
+      <w:r>
+        <w:t xml:space="preserve">Example 1 - get the current </w:t>
+      </w:r>
+      <w:r>
+        <w:t xml:space="preserve">AWAY </w:t>
+      </w:r>
+      <w:r>
+        <w:t>state:</w:t>
+      </w:r>
+    </w:p>
+    <w:tbl>
+      <w:tblPr>
+        <w:tblStyle w:val="TableGrid"/>
+        <w:tblW w:w="0" w:type="auto"/>
+        <w:tblLayout w:type="fixed"/>
+        <w:tblLook w:val="04A0" w:firstRow="1" w:lastRow="0" w:firstColumn="1" w:lastColumn="0" w:noHBand="0" w:noVBand="1"/>
+      </w:tblPr>
+      <w:tblGrid>
+        <w:gridCol w:w="3681"/>
+        <w:gridCol w:w="5335"/>
+      </w:tblGrid>
+      <w:tr>
+        <w:tc>
+          <w:tcPr>
+            <w:tcW w:w="3681" w:type="dxa"/>
+          </w:tcPr>
+          <w:p>
+            <w:hyperlink r:id="rId30" w:history="1">
+              <w:r>
+                <w:rPr>
+                  <w:rStyle w:val="Hyperlink"/>
+                  <w:rFonts w:cstheme="minorHAnsi"/>
+                  <w:b/>
+                  <w:bCs/>
+                  <w:i/>
+                  <w:iCs/>
+                  <w:shd w:val="clear" w:color="auto" w:fill="FFFFFF"/>
+                </w:rPr>
+                <w:t>http://192.168.0.100/api/awaySet</w:t>
+              </w:r>
+            </w:hyperlink>
+          </w:p>
+        </w:tc>
+        <w:tc>
+          <w:tcPr>
+            <w:tcW w:w="5335" w:type="dxa"/>
+          </w:tcPr>
+          <w:p>
+            <w:pPr>
+              <w:tabs>
+                <w:tab w:val="left" w:pos="916"/>
+                <w:tab w:val="left" w:pos="1832"/>
+                <w:tab w:val="left" w:pos="2748"/>
+                <w:tab w:val="left" w:pos="3664"/>
+                <w:tab w:val="left" w:pos="4580"/>
+                <w:tab w:val="left" w:pos="5496"/>
+                <w:tab w:val="left" w:pos="6412"/>
+                <w:tab w:val="left" w:pos="7328"/>
+                <w:tab w:val="left" w:pos="8244"/>
+                <w:tab w:val="left" w:pos="9160"/>
+                <w:tab w:val="left" w:pos="10076"/>
+                <w:tab w:val="left" w:pos="10992"/>
+                <w:tab w:val="left" w:pos="11908"/>
+                <w:tab w:val="left" w:pos="12824"/>
+                <w:tab w:val="left" w:pos="13740"/>
+                <w:tab w:val="left" w:pos="14656"/>
+              </w:tabs>
+              <w:rPr>
+                <w:rFonts w:ascii="Courier New" w:eastAsia="Times New Roman" w:hAnsi="Courier New" w:cs="Courier New"/>
+                <w:color w:val="000000"/>
+                <w:sz w:val="20"/>
+                <w:szCs w:val="20"/>
+                <w:lang w:eastAsia="en-GB"/>
+              </w:rPr>
+            </w:pPr>
+            <w:r>
+              <w:rPr>
+                <w:rFonts w:ascii="Courier New" w:eastAsia="Times New Roman" w:hAnsi="Courier New" w:cs="Courier New"/>
+                <w:color w:val="000000"/>
+                <w:sz w:val="20"/>
+                <w:szCs w:val="20"/>
+                <w:lang w:eastAsia="en-GB"/>
+              </w:rPr>
+              <w:t>{"</w:t>
+            </w:r>
+            <w:proofErr w:type="spellStart"/>
+            <w:r>
+              <w:rPr>
+                <w:rFonts w:ascii="Courier New" w:eastAsia="Times New Roman" w:hAnsi="Courier New" w:cs="Courier New"/>
+                <w:color w:val="000000"/>
+                <w:sz w:val="20"/>
+                <w:szCs w:val="20"/>
+                <w:lang w:eastAsia="en-GB"/>
+              </w:rPr>
+              <w:t>success</w:t>
+            </w:r>
+            <w:proofErr w:type="gramStart"/>
+            <w:r>
+              <w:rPr>
+                <w:rFonts w:ascii="Courier New" w:eastAsia="Times New Roman" w:hAnsi="Courier New" w:cs="Courier New"/>
+                <w:color w:val="000000"/>
+                <w:sz w:val="20"/>
+                <w:szCs w:val="20"/>
+                <w:lang w:eastAsia="en-GB"/>
+              </w:rPr>
+              <w:t>":true</w:t>
+            </w:r>
+            <w:proofErr w:type="gramEnd"/>
+            <w:r>
+              <w:rPr>
+                <w:rFonts w:ascii="Courier New" w:eastAsia="Times New Roman" w:hAnsi="Courier New" w:cs="Courier New"/>
+                <w:color w:val="000000"/>
+                <w:sz w:val="20"/>
+                <w:szCs w:val="20"/>
+                <w:lang w:eastAsia="en-GB"/>
+              </w:rPr>
+              <w:t>,"state":false,"state_str":"off</w:t>
+            </w:r>
+            <w:proofErr w:type="spellEnd"/>
+            <w:r>
+              <w:rPr>
+                <w:rFonts w:ascii="Courier New" w:eastAsia="Times New Roman" w:hAnsi="Courier New" w:cs="Courier New"/>
+                <w:color w:val="000000"/>
+                <w:sz w:val="20"/>
+                <w:szCs w:val="20"/>
+                <w:lang w:eastAsia="en-GB"/>
+              </w:rPr>
+              <w:t>"}</w:t>
+            </w:r>
+          </w:p>
+          <w:p/>
+        </w:tc>
+      </w:tr>
+    </w:tbl>
+    <w:p>
+      <w:pPr>
+        <w:pStyle w:val="NoSpacing"/>
+      </w:pPr>
+    </w:p>
+    <w:p>
+      <w:r>
+        <w:t>The returned JSON contains 3 components, ‘success’ – either true or false depending on if the API call was successful or note, ‘state’ – either true or false depending on the</w:t>
+      </w:r>
+      <w:r>
+        <w:t xml:space="preserve"> </w:t>
+      </w:r>
+      <w:r>
+        <w:t>current state, ‘state str’ – OFF or ON depending on the ‘state’.</w:t>
+      </w:r>
+    </w:p>
+    <w:p>
+      <w:r>
+        <w:t xml:space="preserve">Example 2 - set the state of the </w:t>
+      </w:r>
+      <w:r>
+        <w:t>AWAY function</w:t>
+      </w:r>
+      <w:r>
+        <w:t xml:space="preserve"> to ‘O</w:t>
+      </w:r>
+      <w:r>
+        <w:t>FF</w:t>
+      </w:r>
+      <w:r>
+        <w:t>’:</w:t>
+      </w:r>
+    </w:p>
+    <w:tbl>
+      <w:tblPr>
+        <w:tblStyle w:val="TableGrid"/>
+        <w:tblW w:w="0" w:type="auto"/>
+        <w:tblLayout w:type="fixed"/>
+        <w:tblLook w:val="04A0" w:firstRow="1" w:lastRow="0" w:firstColumn="1" w:lastColumn="0" w:noHBand="0" w:noVBand="1"/>
+      </w:tblPr>
+      <w:tblGrid>
+        <w:gridCol w:w="4673"/>
+        <w:gridCol w:w="4343"/>
+      </w:tblGrid>
+      <w:tr>
+        <w:tc>
+          <w:tcPr>
+            <w:tcW w:w="4673" w:type="dxa"/>
+          </w:tcPr>
+          <w:p>
+            <w:hyperlink r:id="rId31" w:history="1">
+              <w:r>
+                <w:rPr>
+                  <w:rStyle w:val="Hyperlink"/>
+                  <w:rFonts w:cstheme="minorHAnsi"/>
+                  <w:b/>
+                  <w:bCs/>
+                  <w:i/>
+                  <w:iCs/>
+                  <w:shd w:val="clear" w:color="auto" w:fill="FFFFFF"/>
+                </w:rPr>
+                <w:t>http://192.168.0.100/api/awaySet?state=0</w:t>
+              </w:r>
+            </w:hyperlink>
+          </w:p>
+        </w:tc>
+        <w:tc>
+          <w:tcPr>
+            <w:tcW w:w="4343" w:type="dxa"/>
+          </w:tcPr>
+          <w:p>
+            <w:pPr>
+              <w:tabs>
+                <w:tab w:val="left" w:pos="916"/>
+                <w:tab w:val="left" w:pos="1832"/>
+                <w:tab w:val="left" w:pos="2748"/>
+                <w:tab w:val="left" w:pos="3664"/>
+                <w:tab w:val="left" w:pos="4580"/>
+                <w:tab w:val="left" w:pos="5496"/>
+                <w:tab w:val="left" w:pos="6412"/>
+                <w:tab w:val="left" w:pos="7328"/>
+                <w:tab w:val="left" w:pos="8244"/>
+                <w:tab w:val="left" w:pos="9160"/>
+                <w:tab w:val="left" w:pos="10076"/>
+                <w:tab w:val="left" w:pos="10992"/>
+                <w:tab w:val="left" w:pos="11908"/>
+                <w:tab w:val="left" w:pos="12824"/>
+                <w:tab w:val="left" w:pos="13740"/>
+                <w:tab w:val="left" w:pos="14656"/>
+              </w:tabs>
+              <w:rPr>
+                <w:rFonts w:ascii="Courier New" w:eastAsia="Times New Roman" w:hAnsi="Courier New" w:cs="Courier New"/>
+                <w:color w:val="000000"/>
+                <w:sz w:val="20"/>
+                <w:szCs w:val="20"/>
+                <w:lang w:eastAsia="en-GB"/>
+              </w:rPr>
+            </w:pPr>
+            <w:r>
+              <w:rPr>
+                <w:rFonts w:ascii="Courier New" w:eastAsia="Times New Roman" w:hAnsi="Courier New" w:cs="Courier New"/>
+                <w:color w:val="000000"/>
+                <w:sz w:val="20"/>
+                <w:szCs w:val="20"/>
+                <w:lang w:eastAsia="en-GB"/>
+              </w:rPr>
+              <w:t>{"</w:t>
+            </w:r>
+            <w:proofErr w:type="spellStart"/>
+            <w:r>
+              <w:rPr>
+                <w:rFonts w:ascii="Courier New" w:eastAsia="Times New Roman" w:hAnsi="Courier New" w:cs="Courier New"/>
+                <w:color w:val="000000"/>
+                <w:sz w:val="20"/>
+                <w:szCs w:val="20"/>
+                <w:lang w:eastAsia="en-GB"/>
+              </w:rPr>
+              <w:t>success</w:t>
+            </w:r>
+            <w:proofErr w:type="gramStart"/>
+            <w:r>
+              <w:rPr>
+                <w:rFonts w:ascii="Courier New" w:eastAsia="Times New Roman" w:hAnsi="Courier New" w:cs="Courier New"/>
+                <w:color w:val="000000"/>
+                <w:sz w:val="20"/>
+                <w:szCs w:val="20"/>
+                <w:lang w:eastAsia="en-GB"/>
+              </w:rPr>
+              <w:t>":true</w:t>
+            </w:r>
+            <w:proofErr w:type="gramEnd"/>
+            <w:r>
+              <w:rPr>
+                <w:rFonts w:ascii="Courier New" w:eastAsia="Times New Roman" w:hAnsi="Courier New" w:cs="Courier New"/>
+                <w:color w:val="000000"/>
+                <w:sz w:val="20"/>
+                <w:szCs w:val="20"/>
+                <w:lang w:eastAsia="en-GB"/>
+              </w:rPr>
+              <w:t>,"state":false</w:t>
+            </w:r>
+            <w:proofErr w:type="spellEnd"/>
+            <w:r>
+              <w:rPr>
+                <w:rFonts w:ascii="Courier New" w:eastAsia="Times New Roman" w:hAnsi="Courier New" w:cs="Courier New"/>
+                <w:color w:val="000000"/>
+                <w:sz w:val="20"/>
+                <w:szCs w:val="20"/>
+                <w:lang w:eastAsia="en-GB"/>
+              </w:rPr>
+              <w:t>}</w:t>
+            </w:r>
+          </w:p>
+          <w:p/>
+        </w:tc>
+      </w:tr>
+    </w:tbl>
+    <w:p>
+      <w:pPr>
+        <w:pStyle w:val="NoSpacing"/>
+      </w:pPr>
+    </w:p>
+    <w:p>
+      <w:r>
+        <w:t xml:space="preserve">The returned JSON contains 2 components, ‘success’ – either true or false depending on if the API call was successful or not, ‘state’ – either true or false depending on the </w:t>
+      </w:r>
+      <w:r>
+        <w:t>AWAY function</w:t>
+      </w:r>
+      <w:r>
+        <w:t xml:space="preserve"> new state.</w:t>
       </w:r>
     </w:p>
     <w:p/>
     <w:p/>
+    <w:p/>
+    <w:p>
+      <w:pPr>
+        <w:pStyle w:val="Heading4"/>
+        <w:rPr>
+          <w:shd w:val="clear" w:color="auto" w:fill="FFFFFF"/>
+        </w:rPr>
+      </w:pPr>
+      <w:proofErr w:type="spellStart"/>
+      <w:r>
+        <w:rPr>
+          <w:shd w:val="clear" w:color="auto" w:fill="FFFFFF"/>
+        </w:rPr>
+        <w:lastRenderedPageBreak/>
+        <w:t>summer</w:t>
+      </w:r>
+      <w:r>
+        <w:rPr>
+          <w:shd w:val="clear" w:color="auto" w:fill="FFFFFF"/>
+        </w:rPr>
+        <w:t>Set</w:t>
+      </w:r>
+      <w:proofErr w:type="spellEnd"/>
+      <w:r>
+        <w:rPr>
+          <w:shd w:val="clear" w:color="auto" w:fill="FFFFFF"/>
+        </w:rPr>
+        <w:t xml:space="preserve"> API</w:t>
+      </w:r>
+    </w:p>
+    <w:p>
+      <w:r>
+        <w:t xml:space="preserve">Used to return or set the current state of the </w:t>
+      </w:r>
+      <w:r>
+        <w:t>Summer Mode</w:t>
+      </w:r>
+      <w:r>
+        <w:t xml:space="preserve"> function.</w:t>
+      </w:r>
+    </w:p>
+    <w:p>
+      <w:r>
+        <w:t xml:space="preserve">Example 1 - get the current </w:t>
+      </w:r>
+      <w:r>
+        <w:t>Summer Mode</w:t>
+      </w:r>
+      <w:r>
+        <w:t xml:space="preserve"> state:</w:t>
+      </w:r>
+    </w:p>
+    <w:tbl>
+      <w:tblPr>
+        <w:tblStyle w:val="TableGrid"/>
+        <w:tblW w:w="0" w:type="auto"/>
+        <w:tblLayout w:type="fixed"/>
+        <w:tblLook w:val="04A0" w:firstRow="1" w:lastRow="0" w:firstColumn="1" w:lastColumn="0" w:noHBand="0" w:noVBand="1"/>
+      </w:tblPr>
+      <w:tblGrid>
+        <w:gridCol w:w="3681"/>
+        <w:gridCol w:w="5335"/>
+      </w:tblGrid>
+      <w:tr>
+        <w:tc>
+          <w:tcPr>
+            <w:tcW w:w="3681" w:type="dxa"/>
+          </w:tcPr>
+          <w:p>
+            <w:hyperlink r:id="rId32" w:history="1">
+              <w:r>
+                <w:rPr>
+                  <w:rStyle w:val="Hyperlink"/>
+                  <w:rFonts w:cstheme="minorHAnsi"/>
+                  <w:b/>
+                  <w:bCs/>
+                  <w:i/>
+                  <w:iCs/>
+                  <w:shd w:val="clear" w:color="auto" w:fill="FFFFFF"/>
+                </w:rPr>
+                <w:t>http://192.168.0.100/api/summerSet</w:t>
+              </w:r>
+            </w:hyperlink>
+          </w:p>
+        </w:tc>
+        <w:tc>
+          <w:tcPr>
+            <w:tcW w:w="5335" w:type="dxa"/>
+          </w:tcPr>
+          <w:p>
+            <w:pPr>
+              <w:tabs>
+                <w:tab w:val="left" w:pos="916"/>
+                <w:tab w:val="left" w:pos="1832"/>
+                <w:tab w:val="left" w:pos="2748"/>
+                <w:tab w:val="left" w:pos="3664"/>
+                <w:tab w:val="left" w:pos="4580"/>
+                <w:tab w:val="left" w:pos="5496"/>
+                <w:tab w:val="left" w:pos="6412"/>
+                <w:tab w:val="left" w:pos="7328"/>
+                <w:tab w:val="left" w:pos="8244"/>
+                <w:tab w:val="left" w:pos="9160"/>
+                <w:tab w:val="left" w:pos="10076"/>
+                <w:tab w:val="left" w:pos="10992"/>
+                <w:tab w:val="left" w:pos="11908"/>
+                <w:tab w:val="left" w:pos="12824"/>
+                <w:tab w:val="left" w:pos="13740"/>
+                <w:tab w:val="left" w:pos="14656"/>
+              </w:tabs>
+              <w:rPr>
+                <w:rFonts w:ascii="Courier New" w:eastAsia="Times New Roman" w:hAnsi="Courier New" w:cs="Courier New"/>
+                <w:color w:val="000000"/>
+                <w:sz w:val="20"/>
+                <w:szCs w:val="20"/>
+                <w:lang w:eastAsia="en-GB"/>
+              </w:rPr>
+            </w:pPr>
+            <w:r>
+              <w:rPr>
+                <w:rFonts w:ascii="Courier New" w:eastAsia="Times New Roman" w:hAnsi="Courier New" w:cs="Courier New"/>
+                <w:color w:val="000000"/>
+                <w:sz w:val="20"/>
+                <w:szCs w:val="20"/>
+                <w:lang w:eastAsia="en-GB"/>
+              </w:rPr>
+              <w:t>{"</w:t>
+            </w:r>
+            <w:proofErr w:type="spellStart"/>
+            <w:r>
+              <w:rPr>
+                <w:rFonts w:ascii="Courier New" w:eastAsia="Times New Roman" w:hAnsi="Courier New" w:cs="Courier New"/>
+                <w:color w:val="000000"/>
+                <w:sz w:val="20"/>
+                <w:szCs w:val="20"/>
+                <w:lang w:eastAsia="en-GB"/>
+              </w:rPr>
+              <w:t>success</w:t>
+            </w:r>
+            <w:proofErr w:type="gramStart"/>
+            <w:r>
+              <w:rPr>
+                <w:rFonts w:ascii="Courier New" w:eastAsia="Times New Roman" w:hAnsi="Courier New" w:cs="Courier New"/>
+                <w:color w:val="000000"/>
+                <w:sz w:val="20"/>
+                <w:szCs w:val="20"/>
+                <w:lang w:eastAsia="en-GB"/>
+              </w:rPr>
+              <w:t>":true</w:t>
+            </w:r>
+            <w:proofErr w:type="gramEnd"/>
+            <w:r>
+              <w:rPr>
+                <w:rFonts w:ascii="Courier New" w:eastAsia="Times New Roman" w:hAnsi="Courier New" w:cs="Courier New"/>
+                <w:color w:val="000000"/>
+                <w:sz w:val="20"/>
+                <w:szCs w:val="20"/>
+                <w:lang w:eastAsia="en-GB"/>
+              </w:rPr>
+              <w:t>,"state":false,"state_str":"off</w:t>
+            </w:r>
+            <w:proofErr w:type="spellEnd"/>
+            <w:r>
+              <w:rPr>
+                <w:rFonts w:ascii="Courier New" w:eastAsia="Times New Roman" w:hAnsi="Courier New" w:cs="Courier New"/>
+                <w:color w:val="000000"/>
+                <w:sz w:val="20"/>
+                <w:szCs w:val="20"/>
+                <w:lang w:eastAsia="en-GB"/>
+              </w:rPr>
+              <w:t>"}</w:t>
+            </w:r>
+          </w:p>
+          <w:p/>
+        </w:tc>
+      </w:tr>
+    </w:tbl>
+    <w:p>
+      <w:pPr>
+        <w:pStyle w:val="NoSpacing"/>
+      </w:pPr>
+    </w:p>
+    <w:p>
+      <w:r>
+        <w:t>The returned JSON contains 3 components, ‘success’ – either true or false depending on if the API call was successful or note, ‘state’ – either true or false depending on the current state, ‘state str’ – OFF or ON depending on the ‘state’.</w:t>
+      </w:r>
+    </w:p>
+    <w:p>
+      <w:r>
+        <w:t xml:space="preserve">Example 2 - set the state of the </w:t>
+      </w:r>
+      <w:r>
+        <w:t>Summer Mode</w:t>
+      </w:r>
+      <w:r>
+        <w:t xml:space="preserve"> function to ‘OFF’:</w:t>
+      </w:r>
+    </w:p>
+    <w:tbl>
+      <w:tblPr>
+        <w:tblStyle w:val="TableGrid"/>
+        <w:tblW w:w="0" w:type="auto"/>
+        <w:tblLayout w:type="fixed"/>
+        <w:tblLook w:val="04A0" w:firstRow="1" w:lastRow="0" w:firstColumn="1" w:lastColumn="0" w:noHBand="0" w:noVBand="1"/>
+      </w:tblPr>
+      <w:tblGrid>
+        <w:gridCol w:w="4673"/>
+        <w:gridCol w:w="4343"/>
+      </w:tblGrid>
+      <w:tr>
+        <w:tc>
+          <w:tcPr>
+            <w:tcW w:w="4673" w:type="dxa"/>
+          </w:tcPr>
+          <w:p>
+            <w:hyperlink r:id="rId33" w:history="1">
+              <w:r>
+                <w:rPr>
+                  <w:rStyle w:val="Hyperlink"/>
+                  <w:rFonts w:cstheme="minorHAnsi"/>
+                  <w:b/>
+                  <w:bCs/>
+                  <w:i/>
+                  <w:iCs/>
+                  <w:shd w:val="clear" w:color="auto" w:fill="FFFFFF"/>
+                </w:rPr>
+                <w:t>http://192.168.0.100/api/summerSet?state=0</w:t>
+              </w:r>
+            </w:hyperlink>
+          </w:p>
+        </w:tc>
+        <w:tc>
+          <w:tcPr>
+            <w:tcW w:w="4343" w:type="dxa"/>
+          </w:tcPr>
+          <w:p>
+            <w:pPr>
+              <w:tabs>
+                <w:tab w:val="left" w:pos="916"/>
+                <w:tab w:val="left" w:pos="1832"/>
+                <w:tab w:val="left" w:pos="2748"/>
+                <w:tab w:val="left" w:pos="3664"/>
+                <w:tab w:val="left" w:pos="4580"/>
+                <w:tab w:val="left" w:pos="5496"/>
+                <w:tab w:val="left" w:pos="6412"/>
+                <w:tab w:val="left" w:pos="7328"/>
+                <w:tab w:val="left" w:pos="8244"/>
+                <w:tab w:val="left" w:pos="9160"/>
+                <w:tab w:val="left" w:pos="10076"/>
+                <w:tab w:val="left" w:pos="10992"/>
+                <w:tab w:val="left" w:pos="11908"/>
+                <w:tab w:val="left" w:pos="12824"/>
+                <w:tab w:val="left" w:pos="13740"/>
+                <w:tab w:val="left" w:pos="14656"/>
+              </w:tabs>
+              <w:rPr>
+                <w:rFonts w:ascii="Courier New" w:eastAsia="Times New Roman" w:hAnsi="Courier New" w:cs="Courier New"/>
+                <w:color w:val="000000"/>
+                <w:sz w:val="20"/>
+                <w:szCs w:val="20"/>
+                <w:lang w:eastAsia="en-GB"/>
+              </w:rPr>
+            </w:pPr>
+            <w:r>
+              <w:rPr>
+                <w:rFonts w:ascii="Courier New" w:eastAsia="Times New Roman" w:hAnsi="Courier New" w:cs="Courier New"/>
+                <w:color w:val="000000"/>
+                <w:sz w:val="20"/>
+                <w:szCs w:val="20"/>
+                <w:lang w:eastAsia="en-GB"/>
+              </w:rPr>
+              <w:t>{"</w:t>
+            </w:r>
+            <w:proofErr w:type="spellStart"/>
+            <w:r>
+              <w:rPr>
+                <w:rFonts w:ascii="Courier New" w:eastAsia="Times New Roman" w:hAnsi="Courier New" w:cs="Courier New"/>
+                <w:color w:val="000000"/>
+                <w:sz w:val="20"/>
+                <w:szCs w:val="20"/>
+                <w:lang w:eastAsia="en-GB"/>
+              </w:rPr>
+              <w:t>success</w:t>
+            </w:r>
+            <w:proofErr w:type="gramStart"/>
+            <w:r>
+              <w:rPr>
+                <w:rFonts w:ascii="Courier New" w:eastAsia="Times New Roman" w:hAnsi="Courier New" w:cs="Courier New"/>
+                <w:color w:val="000000"/>
+                <w:sz w:val="20"/>
+                <w:szCs w:val="20"/>
+                <w:lang w:eastAsia="en-GB"/>
+              </w:rPr>
+              <w:t>":true</w:t>
+            </w:r>
+            <w:proofErr w:type="gramEnd"/>
+            <w:r>
+              <w:rPr>
+                <w:rFonts w:ascii="Courier New" w:eastAsia="Times New Roman" w:hAnsi="Courier New" w:cs="Courier New"/>
+                <w:color w:val="000000"/>
+                <w:sz w:val="20"/>
+                <w:szCs w:val="20"/>
+                <w:lang w:eastAsia="en-GB"/>
+              </w:rPr>
+              <w:t>,"state":false</w:t>
+            </w:r>
+            <w:proofErr w:type="spellEnd"/>
+            <w:r>
+              <w:rPr>
+                <w:rFonts w:ascii="Courier New" w:eastAsia="Times New Roman" w:hAnsi="Courier New" w:cs="Courier New"/>
+                <w:color w:val="000000"/>
+                <w:sz w:val="20"/>
+                <w:szCs w:val="20"/>
+                <w:lang w:eastAsia="en-GB"/>
+              </w:rPr>
+              <w:t>}</w:t>
+            </w:r>
+          </w:p>
+          <w:p/>
+        </w:tc>
+      </w:tr>
+    </w:tbl>
+    <w:p>
+      <w:pPr>
+        <w:pStyle w:val="NoSpacing"/>
+      </w:pPr>
+    </w:p>
+    <w:p>
+      <w:r>
+        <w:t xml:space="preserve">The returned JSON contains 2 components, ‘success’ – either true or false depending on if the API call was successful or not, ‘state’ – either true or false depending on the </w:t>
+      </w:r>
+      <w:r>
+        <w:t>Summer Mode</w:t>
+      </w:r>
+      <w:r>
+        <w:t xml:space="preserve"> new state.</w:t>
+      </w:r>
+    </w:p>
+    <w:p/>
     <w:sectPr>
-      <w:footerReference w:type="default" r:id="rId20"/>
-      <w:footerReference w:type="first" r:id="rId21"/>
+      <w:type w:val="continuous"/>
       <w:pgSz w:w="11906" w:h="16838"/>
       <w:pgMar w:top="1440" w:right="1440" w:bottom="1134" w:left="1440" w:header="709" w:footer="709" w:gutter="0"/>
       <w:pgNumType w:start="1"/>
@@ -2225,6 +4186,34 @@
     </w:p>
   </w:footnote>
 </w:footnotes>
+</file>
+
+<file path=word/header1.xml><?xml version="1.0" encoding="utf-8"?>
+<w:hdr xmlns:wpc="http://schemas.microsoft.com/office/word/2010/wordprocessingCanvas" xmlns:cx="http://schemas.microsoft.com/office/drawing/2014/chartex" xmlns:cx1="http://schemas.microsoft.com/office/drawing/2015/9/8/chartex" xmlns:cx2="http://schemas.microsoft.com/office/drawing/2015/10/21/chartex" xmlns:cx3="http://schemas.microsoft.com/office/drawing/2016/5/9/chartex" xmlns:cx4="http://schemas.microsoft.com/office/drawing/2016/5/10/chartex" xmlns:cx5="http://schemas.microsoft.com/office/drawing/2016/5/11/chartex" xmlns:cx6="http://schemas.microsoft.com/office/drawing/2016/5/12/chartex" xmlns:cx7="http://schemas.microsoft.com/office/drawing/2016/5/13/chartex" xmlns:cx8="http://schemas.microsoft.com/office/drawing/2016/5/14/chartex" xmlns:mc="http://schemas.openxmlformats.org/markup-compatibility/2006" xmlns:aink="http://schemas.microsoft.com/office/drawing/2016/ink" xmlns:am3d="http://schemas.microsoft.com/office/drawing/2017/model3d" xmlns:o="urn:schemas-microsoft-com:office:office" xmlns:r="http://schemas.openxmlformats.org/officeDocument/2006/relationships" xmlns:m="http://schemas.openxmlformats.org/officeDocument/2006/math" xmlns:v="urn:schemas-microsoft-com:vml" xmlns:wp14="http://schemas.microsoft.com/office/word/2010/wordprocessingDrawing" xmlns:wp="http://schemas.openxmlformats.org/drawingml/2006/wordprocessingDrawing" xmlns:w10="urn:schemas-microsoft-com:office:word" xmlns:w="http://schemas.openxmlformats.org/wordprocessingml/2006/main" xmlns:w14="http://schemas.microsoft.com/office/word/2010/wordml" xmlns:w15="http://schemas.microsoft.com/office/word/2012/wordml" xmlns:w16cid="http://schemas.microsoft.com/office/word/2016/wordml/cid" xmlns:w16se="http://schemas.microsoft.com/office/word/2015/wordml/symex" xmlns:wpg="http://schemas.microsoft.com/office/word/2010/wordprocessingGroup" xmlns:wpi="http://schemas.microsoft.com/office/word/2010/wordprocessingInk" xmlns:wne="http://schemas.microsoft.com/office/word/2006/wordml" xmlns:wps="http://schemas.microsoft.com/office/word/2010/wordprocessingShape" mc:Ignorable="w14 w15 w16se w16cid wp14">
+  <w:p>
+    <w:pPr>
+      <w:pStyle w:val="Heading1"/>
+    </w:pPr>
+    <w:bookmarkStart w:id="0" w:name="_Hlk64485398"/>
+    <w:proofErr w:type="spellStart"/>
+    <w:r>
+      <w:t>MaxAir</w:t>
+    </w:r>
+    <w:proofErr w:type="spellEnd"/>
+    <w:r>
+      <w:t xml:space="preserve"> </w:t>
+    </w:r>
+    <w:bookmarkEnd w:id="0"/>
+    <w:r>
+      <w:t>Technical – Application Programming Interface (API)</w:t>
+    </w:r>
+  </w:p>
+  <w:p>
+    <w:pPr>
+      <w:pStyle w:val="Header"/>
+    </w:pPr>
+  </w:p>
+</w:hdr>
 </file>
 
 <file path=word/numbering.xml><?xml version="1.0" encoding="utf-8"?>
@@ -6099,7 +8088,7 @@
 </file>
 
 <file path=customXml/itemProps2.xml><?xml version="1.0" encoding="utf-8"?>
-<ds:datastoreItem xmlns:ds="http://schemas.openxmlformats.org/officeDocument/2006/customXml" ds:itemID="{8D662C34-7AC1-4FCE-A03E-7B0C87CBE4D3}">
+<ds:datastoreItem xmlns:ds="http://schemas.openxmlformats.org/officeDocument/2006/customXml" ds:itemID="{94426FC6-A382-43D3-99CF-BDB05032688B}">
   <ds:schemaRefs>
     <ds:schemaRef ds:uri="http://schemas.openxmlformats.org/officeDocument/2006/bibliography"/>
   </ds:schemaRefs>

--- a/documentation/microsoft_word_format/api.docx
+++ b/documentation/microsoft_word_format/api.docx
@@ -260,17 +260,40 @@
           <w:numId w:val="26"/>
         </w:numPr>
       </w:pPr>
+      <w:r>
+        <w:t>summerset</w:t>
+      </w:r>
+    </w:p>
+    <w:p>
+      <w:pPr>
+        <w:pStyle w:val="ListParagraph"/>
+        <w:numPr>
+          <w:ilvl w:val="0"/>
+          <w:numId w:val="26"/>
+        </w:numPr>
+      </w:pPr>
       <w:proofErr w:type="spellStart"/>
       <w:r>
-        <w:t>summerSet</w:t>
+        <w:t>get</w:t>
+      </w:r>
+      <w:r>
+        <w:t>Relay</w:t>
+      </w:r>
+      <w:r>
+        <w:t>Controller</w:t>
+      </w:r>
+      <w:r>
+        <w:t>State</w:t>
       </w:r>
       <w:proofErr w:type="spellEnd"/>
     </w:p>
     <w:p>
       <w:pPr>
-        <w:rPr>
-          <w:rFonts w:cstheme="minorHAnsi"/>
-        </w:rPr>
+        <w:pStyle w:val="ListParagraph"/>
+        <w:numPr>
+          <w:ilvl w:val="0"/>
+          <w:numId w:val="26"/>
+        </w:numPr>
         <w:sectPr>
           <w:type w:val="continuous"/>
           <w:pgSz w:w="11906" w:h="16838"/>
@@ -281,6 +304,11 @@
           <w:docGrid w:linePitch="360"/>
         </w:sectPr>
       </w:pPr>
+      <w:proofErr w:type="spellStart"/>
+      <w:r>
+        <w:t>getZoneRelayState</w:t>
+      </w:r>
+      <w:proofErr w:type="spellEnd"/>
     </w:p>
     <w:p>
       <w:pPr>
@@ -2731,19 +2759,7 @@
                 <w:szCs w:val="20"/>
                 <w:lang w:eastAsia="en-GB"/>
               </w:rPr>
-              <w:t xml:space="preserve"> </w:t>
-            </w:r>
-            <w:bookmarkStart w:id="1" w:name="_GoBack"/>
-            <w:bookmarkEnd w:id="1"/>
-            <w:r>
-              <w:rPr>
-                <w:rFonts w:ascii="Courier New" w:eastAsia="Times New Roman" w:hAnsi="Courier New" w:cs="Courier New"/>
-                <w:color w:val="000000"/>
-                <w:sz w:val="20"/>
-                <w:szCs w:val="20"/>
-                <w:lang w:eastAsia="en-GB"/>
-              </w:rPr>
-              <w:t>Control Active."}</w:t>
+              <w:t xml:space="preserve"> Control Active."}</w:t>
             </w:r>
           </w:p>
           <w:p/>
@@ -2780,13 +2796,7 @@
         <w:rPr>
           <w:shd w:val="clear" w:color="auto" w:fill="FFFFFF"/>
         </w:rPr>
-        <w:t>get</w:t>
-      </w:r>
-      <w:r>
-        <w:rPr>
-          <w:shd w:val="clear" w:color="auto" w:fill="FFFFFF"/>
-        </w:rPr>
-        <w:t>RelayState</w:t>
+        <w:t>getRelayState</w:t>
       </w:r>
       <w:proofErr w:type="spellEnd"/>
       <w:r>
@@ -2798,13 +2808,7 @@
     </w:p>
     <w:p>
       <w:r>
-        <w:t xml:space="preserve">Used to return </w:t>
-      </w:r>
-      <w:r>
-        <w:t>the state of any relay by name</w:t>
-      </w:r>
-      <w:r>
-        <w:t>.</w:t>
+        <w:t>Used to return the state of any relay by name.</w:t>
       </w:r>
     </w:p>
     <w:p>
@@ -3345,13 +3349,7 @@
         <w:rPr>
           <w:shd w:val="clear" w:color="auto" w:fill="FFFFFF"/>
         </w:rPr>
-        <w:t>away</w:t>
-      </w:r>
-      <w:r>
-        <w:rPr>
-          <w:shd w:val="clear" w:color="auto" w:fill="FFFFFF"/>
-        </w:rPr>
-        <w:t>Set</w:t>
+        <w:t>awaySet</w:t>
       </w:r>
       <w:proofErr w:type="spellEnd"/>
       <w:r>
@@ -3363,30 +3361,12 @@
     </w:p>
     <w:p>
       <w:r>
-        <w:t xml:space="preserve">Used to return </w:t>
-      </w:r>
-      <w:r>
-        <w:t xml:space="preserve">or set </w:t>
-      </w:r>
-      <w:r>
-        <w:t xml:space="preserve">the current state of </w:t>
-      </w:r>
-      <w:r>
-        <w:t>the AWAY function</w:t>
-      </w:r>
-      <w:r>
-        <w:t>.</w:t>
-      </w:r>
-    </w:p>
-    <w:p>
-      <w:r>
-        <w:t xml:space="preserve">Example 1 - get the current </w:t>
-      </w:r>
-      <w:r>
-        <w:t xml:space="preserve">AWAY </w:t>
-      </w:r>
-      <w:r>
-        <w:t>state:</w:t>
+        <w:t>Used to return or set the current state of the AWAY function.</w:t>
+      </w:r>
+    </w:p>
+    <w:p>
+      <w:r>
+        <w:t>Example 1 - get the current AWAY state:</w:t>
       </w:r>
     </w:p>
     <w:tbl>
@@ -3702,13 +3682,7 @@
           <w:shd w:val="clear" w:color="auto" w:fill="FFFFFF"/>
         </w:rPr>
         <w:lastRenderedPageBreak/>
-        <w:t>summer</w:t>
-      </w:r>
-      <w:r>
-        <w:rPr>
-          <w:shd w:val="clear" w:color="auto" w:fill="FFFFFF"/>
-        </w:rPr>
-        <w:t>Set</w:t>
+        <w:t>summerSet</w:t>
       </w:r>
       <w:proofErr w:type="spellEnd"/>
       <w:r>
@@ -3720,24 +3694,12 @@
     </w:p>
     <w:p>
       <w:r>
-        <w:t xml:space="preserve">Used to return or set the current state of the </w:t>
-      </w:r>
-      <w:r>
-        <w:t>Summer Mode</w:t>
-      </w:r>
-      <w:r>
-        <w:t xml:space="preserve"> function.</w:t>
-      </w:r>
-    </w:p>
-    <w:p>
-      <w:r>
-        <w:t xml:space="preserve">Example 1 - get the current </w:t>
-      </w:r>
-      <w:r>
-        <w:t>Summer Mode</w:t>
-      </w:r>
-      <w:r>
-        <w:t xml:space="preserve"> state:</w:t>
+        <w:t>Used to return or set the current state of the Summer Mode function.</w:t>
+      </w:r>
+    </w:p>
+    <w:p>
+      <w:r>
+        <w:t>Example 1 - get the current Summer Mode state:</w:t>
       </w:r>
     </w:p>
     <w:tbl>
@@ -3876,13 +3838,7 @@
     </w:p>
     <w:p>
       <w:r>
-        <w:t xml:space="preserve">Example 2 - set the state of the </w:t>
-      </w:r>
-      <w:r>
-        <w:t>Summer Mode</w:t>
-      </w:r>
-      <w:r>
-        <w:t xml:space="preserve"> function to ‘OFF’:</w:t>
+        <w:t>Example 2 - set the state of the Summer Mode function to ‘OFF’:</w:t>
       </w:r>
     </w:p>
     <w:tbl>
@@ -4016,15 +3972,294 @@
     </w:p>
     <w:p>
       <w:r>
-        <w:t xml:space="preserve">The returned JSON contains 2 components, ‘success’ – either true or false depending on if the API call was successful or not, ‘state’ – either true or false depending on the </w:t>
-      </w:r>
-      <w:r>
-        <w:t>Summer Mode</w:t>
-      </w:r>
-      <w:r>
-        <w:t xml:space="preserve"> new state.</w:t>
-      </w:r>
-    </w:p>
+        <w:t>The returned JSON contains 2 components, ‘success’ – either true or false depending on if the API call was successful or not, ‘state’ – either true or false depending on the Summer Mode new state.</w:t>
+      </w:r>
+    </w:p>
+    <w:p>
+      <w:pPr>
+        <w:pStyle w:val="Heading4"/>
+        <w:rPr>
+          <w:shd w:val="clear" w:color="auto" w:fill="FFFFFF"/>
+        </w:rPr>
+      </w:pPr>
+      <w:proofErr w:type="spellStart"/>
+      <w:r>
+        <w:rPr>
+          <w:shd w:val="clear" w:color="auto" w:fill="FFFFFF"/>
+        </w:rPr>
+        <w:t>getController</w:t>
+      </w:r>
+      <w:r>
+        <w:rPr>
+          <w:shd w:val="clear" w:color="auto" w:fill="FFFFFF"/>
+        </w:rPr>
+        <w:t>RelayState</w:t>
+      </w:r>
+      <w:proofErr w:type="spellEnd"/>
+      <w:r>
+        <w:rPr>
+          <w:shd w:val="clear" w:color="auto" w:fill="FFFFFF"/>
+        </w:rPr>
+        <w:t xml:space="preserve"> API</w:t>
+      </w:r>
+    </w:p>
+    <w:p>
+      <w:r>
+        <w:t>Used to return the current ON/OFF state of the system controller</w:t>
+      </w:r>
+      <w:r>
+        <w:t xml:space="preserve"> relay</w:t>
+      </w:r>
+      <w:r>
+        <w:t>.</w:t>
+      </w:r>
+    </w:p>
+    <w:p>
+      <w:proofErr w:type="gramStart"/>
+      <w:r>
+        <w:t>Example :</w:t>
+      </w:r>
+      <w:proofErr w:type="gramEnd"/>
+    </w:p>
+    <w:tbl>
+      <w:tblPr>
+        <w:tblStyle w:val="TableGrid"/>
+        <w:tblW w:w="0" w:type="auto"/>
+        <w:tblLayout w:type="fixed"/>
+        <w:tblLook w:val="04A0" w:firstRow="1" w:lastRow="0" w:firstColumn="1" w:lastColumn="0" w:noHBand="0" w:noVBand="1"/>
+      </w:tblPr>
+      <w:tblGrid>
+        <w:gridCol w:w="4957"/>
+        <w:gridCol w:w="4059"/>
+      </w:tblGrid>
+      <w:tr>
+        <w:tc>
+          <w:tcPr>
+            <w:tcW w:w="4957" w:type="dxa"/>
+          </w:tcPr>
+          <w:p>
+            <w:hyperlink r:id="rId34" w:history="1">
+              <w:r>
+                <w:rPr>
+                  <w:rStyle w:val="Hyperlink"/>
+                  <w:rFonts w:cstheme="minorHAnsi"/>
+                  <w:b/>
+                  <w:bCs/>
+                  <w:i/>
+                  <w:iCs/>
+                  <w:shd w:val="clear" w:color="auto" w:fill="FFFFFF"/>
+                </w:rPr>
+                <w:t>http://192.168.0.100/api/getControllerRelayState</w:t>
+              </w:r>
+            </w:hyperlink>
+          </w:p>
+        </w:tc>
+        <w:tc>
+          <w:tcPr>
+            <w:tcW w:w="4059" w:type="dxa"/>
+          </w:tcPr>
+          <w:p>
+            <w:pPr>
+              <w:pStyle w:val="HTMLPreformatted"/>
+              <w:rPr>
+                <w:color w:val="000000"/>
+              </w:rPr>
+            </w:pPr>
+            <w:r>
+              <w:rPr>
+                <w:color w:val="000000"/>
+              </w:rPr>
+              <w:t>{"</w:t>
+            </w:r>
+            <w:proofErr w:type="spellStart"/>
+            <w:r>
+              <w:rPr>
+                <w:color w:val="000000"/>
+              </w:rPr>
+              <w:t>success</w:t>
+            </w:r>
+            <w:proofErr w:type="gramStart"/>
+            <w:r>
+              <w:rPr>
+                <w:color w:val="000000"/>
+              </w:rPr>
+              <w:t>":true</w:t>
+            </w:r>
+            <w:proofErr w:type="gramEnd"/>
+            <w:r>
+              <w:rPr>
+                <w:color w:val="000000"/>
+              </w:rPr>
+              <w:t>,"state":"OFF</w:t>
+            </w:r>
+            <w:proofErr w:type="spellEnd"/>
+            <w:r>
+              <w:rPr>
+                <w:color w:val="000000"/>
+              </w:rPr>
+              <w:t>"}</w:t>
+            </w:r>
+          </w:p>
+          <w:p/>
+        </w:tc>
+      </w:tr>
+    </w:tbl>
+    <w:p>
+      <w:pPr>
+        <w:pStyle w:val="NoSpacing"/>
+      </w:pPr>
+    </w:p>
+    <w:p>
+      <w:r>
+        <w:t>The returned JSON contains 2 components, ‘success’ – either true or false depending on if the API call was successful or not, ‘state’ – the current ON/OFF state of the system controller.</w:t>
+      </w:r>
+    </w:p>
+    <w:p>
+      <w:pPr>
+        <w:pStyle w:val="Heading4"/>
+        <w:rPr>
+          <w:shd w:val="clear" w:color="auto" w:fill="FFFFFF"/>
+        </w:rPr>
+      </w:pPr>
+      <w:proofErr w:type="spellStart"/>
+      <w:r>
+        <w:rPr>
+          <w:shd w:val="clear" w:color="auto" w:fill="FFFFFF"/>
+        </w:rPr>
+        <w:t>get</w:t>
+      </w:r>
+      <w:r>
+        <w:rPr>
+          <w:shd w:val="clear" w:color="auto" w:fill="FFFFFF"/>
+        </w:rPr>
+        <w:t>Zone</w:t>
+      </w:r>
+      <w:r>
+        <w:rPr>
+          <w:shd w:val="clear" w:color="auto" w:fill="FFFFFF"/>
+        </w:rPr>
+        <w:t>RelayState</w:t>
+      </w:r>
+      <w:proofErr w:type="spellEnd"/>
+      <w:r>
+        <w:rPr>
+          <w:shd w:val="clear" w:color="auto" w:fill="FFFFFF"/>
+        </w:rPr>
+        <w:t xml:space="preserve"> API</w:t>
+      </w:r>
+    </w:p>
+    <w:p>
+      <w:r>
+        <w:t>Used to return the state of any relay</w:t>
+      </w:r>
+      <w:r>
+        <w:t>s connected</w:t>
+      </w:r>
+      <w:r>
+        <w:t xml:space="preserve"> </w:t>
+      </w:r>
+      <w:r>
+        <w:t xml:space="preserve">to a zone </w:t>
+      </w:r>
+      <w:r>
+        <w:t xml:space="preserve">by </w:t>
+      </w:r>
+      <w:r>
+        <w:t xml:space="preserve">zone </w:t>
+      </w:r>
+      <w:r>
+        <w:t>name.</w:t>
+      </w:r>
+    </w:p>
+    <w:p>
+      <w:r>
+        <w:t>Example 1:</w:t>
+      </w:r>
+    </w:p>
+    <w:tbl>
+      <w:tblPr>
+        <w:tblStyle w:val="TableGrid"/>
+        <w:tblW w:w="0" w:type="auto"/>
+        <w:tblLayout w:type="fixed"/>
+        <w:tblLook w:val="04A0" w:firstRow="1" w:lastRow="0" w:firstColumn="1" w:lastColumn="0" w:noHBand="0" w:noVBand="1"/>
+      </w:tblPr>
+      <w:tblGrid>
+        <w:gridCol w:w="3964"/>
+        <w:gridCol w:w="5052"/>
+      </w:tblGrid>
+      <w:tr>
+        <w:tc>
+          <w:tcPr>
+            <w:tcW w:w="3964" w:type="dxa"/>
+          </w:tcPr>
+          <w:p>
+            <w:hyperlink r:id="rId35" w:history="1">
+              <w:r>
+                <w:rPr>
+                  <w:rStyle w:val="Hyperlink"/>
+                  <w:rFonts w:cstheme="minorHAnsi"/>
+                  <w:b/>
+                  <w:bCs/>
+                  <w:i/>
+                  <w:iCs/>
+                  <w:shd w:val="clear" w:color="auto" w:fill="FFFFFF"/>
+                </w:rPr>
+                <w:t>http://192.168.0.100/api/getZoneRelayState?zonename=</w:t>
+              </w:r>
+              <w:r>
+                <w:rPr>
+                  <w:rStyle w:val="Hyperlink"/>
+                  <w:rFonts w:cstheme="minorHAnsi"/>
+                  <w:b/>
+                  <w:bCs/>
+                  <w:i/>
+                  <w:iCs/>
+                  <w:shd w:val="clear" w:color="auto" w:fill="FFFFFF"/>
+                </w:rPr>
+                <w:t>Ground Floor</w:t>
+              </w:r>
+            </w:hyperlink>
+            <w:bookmarkStart w:id="1" w:name="_GoBack"/>
+            <w:bookmarkEnd w:id="1"/>
+          </w:p>
+        </w:tc>
+        <w:tc>
+          <w:tcPr>
+            <w:tcW w:w="5052" w:type="dxa"/>
+          </w:tcPr>
+          <w:p>
+            <w:pPr>
+              <w:pStyle w:val="HTMLPreformatted"/>
+              <w:rPr>
+                <w:color w:val="000000"/>
+              </w:rPr>
+            </w:pPr>
+            <w:r>
+              <w:rPr>
+                <w:color w:val="000000"/>
+              </w:rPr>
+              <w:t>{"success</w:t>
+            </w:r>
+            <w:proofErr w:type="gramStart"/>
+            <w:r>
+              <w:rPr>
+                <w:color w:val="000000"/>
+              </w:rPr>
+              <w:t>":true</w:t>
+            </w:r>
+            <w:proofErr w:type="gramEnd"/>
+            <w:r>
+              <w:rPr>
+                <w:color w:val="000000"/>
+              </w:rPr>
+              <w:t>,"relays":[{"name":null,"state":null},{"name":"Ground Floor","state":"0"}]}</w:t>
+            </w:r>
+          </w:p>
+        </w:tc>
+      </w:tr>
+    </w:tbl>
+    <w:p/>
+    <w:p/>
     <w:p/>
     <w:sectPr>
       <w:type w:val="continuous"/>
@@ -7721,7 +7956,6 @@
     <w:basedOn w:val="Normal"/>
     <w:link w:val="HTMLPreformattedChar"/>
     <w:uiPriority w:val="99"/>
-    <w:semiHidden/>
     <w:unhideWhenUsed/>
     <w:rsid w:val="00A26DA9"/>
     <w:pPr>
@@ -7757,7 +7991,6 @@
     <w:basedOn w:val="DefaultParagraphFont"/>
     <w:link w:val="HTMLPreformatted"/>
     <w:uiPriority w:val="99"/>
-    <w:semiHidden/>
     <w:rsid w:val="00A26DA9"/>
     <w:rPr>
       <w:rFonts w:ascii="Courier New" w:eastAsia="Times New Roman" w:hAnsi="Courier New" w:cs="Courier New"/>
@@ -8088,7 +8321,7 @@
 </file>
 
 <file path=customXml/itemProps2.xml><?xml version="1.0" encoding="utf-8"?>
-<ds:datastoreItem xmlns:ds="http://schemas.openxmlformats.org/officeDocument/2006/customXml" ds:itemID="{94426FC6-A382-43D3-99CF-BDB05032688B}">
+<ds:datastoreItem xmlns:ds="http://schemas.openxmlformats.org/officeDocument/2006/customXml" ds:itemID="{2701F8F1-DD21-4085-9489-1AE8626B632B}">
   <ds:schemaRefs>
     <ds:schemaRef ds:uri="http://schemas.openxmlformats.org/officeDocument/2006/bibliography"/>
   </ds:schemaRefs>

--- a/documentation/microsoft_word_format/api.docx
+++ b/documentation/microsoft_word_format/api.docx
@@ -274,16 +274,7 @@
       </w:pPr>
       <w:proofErr w:type="spellStart"/>
       <w:r>
-        <w:t>get</w:t>
-      </w:r>
-      <w:r>
-        <w:t>Relay</w:t>
-      </w:r>
-      <w:r>
-        <w:t>Controller</w:t>
-      </w:r>
-      <w:r>
-        <w:t>State</w:t>
+        <w:t>getRelayControllerState</w:t>
       </w:r>
       <w:proofErr w:type="spellEnd"/>
     </w:p>
@@ -3987,13 +3978,7 @@
         <w:rPr>
           <w:shd w:val="clear" w:color="auto" w:fill="FFFFFF"/>
         </w:rPr>
-        <w:t>getController</w:t>
-      </w:r>
-      <w:r>
-        <w:rPr>
-          <w:shd w:val="clear" w:color="auto" w:fill="FFFFFF"/>
-        </w:rPr>
-        <w:t>RelayState</w:t>
+        <w:t>getControllerRelayState</w:t>
       </w:r>
       <w:proofErr w:type="spellEnd"/>
       <w:r>
@@ -4005,13 +3990,7 @@
     </w:p>
     <w:p>
       <w:r>
-        <w:t>Used to return the current ON/OFF state of the system controller</w:t>
-      </w:r>
-      <w:r>
-        <w:t xml:space="preserve"> relay</w:t>
-      </w:r>
-      <w:r>
-        <w:t>.</w:t>
+        <w:t>Used to return the current ON/OFF state of the system controller relay.</w:t>
       </w:r>
     </w:p>
     <w:p>
@@ -4126,19 +4105,7 @@
         <w:rPr>
           <w:shd w:val="clear" w:color="auto" w:fill="FFFFFF"/>
         </w:rPr>
-        <w:t>get</w:t>
-      </w:r>
-      <w:r>
-        <w:rPr>
-          <w:shd w:val="clear" w:color="auto" w:fill="FFFFFF"/>
-        </w:rPr>
-        <w:t>Zone</w:t>
-      </w:r>
-      <w:r>
-        <w:rPr>
-          <w:shd w:val="clear" w:color="auto" w:fill="FFFFFF"/>
-        </w:rPr>
-        <w:t>RelayState</w:t>
+        <w:t>getZoneRelayState</w:t>
       </w:r>
       <w:proofErr w:type="spellEnd"/>
       <w:r>
@@ -4150,25 +4117,13 @@
     </w:p>
     <w:p>
       <w:r>
-        <w:t>Used to return the state of any relay</w:t>
-      </w:r>
-      <w:r>
-        <w:t>s connected</w:t>
-      </w:r>
-      <w:r>
-        <w:t xml:space="preserve"> </w:t>
-      </w:r>
-      <w:r>
-        <w:t xml:space="preserve">to a zone </w:t>
-      </w:r>
-      <w:r>
-        <w:t xml:space="preserve">by </w:t>
-      </w:r>
-      <w:r>
-        <w:t xml:space="preserve">zone </w:t>
-      </w:r>
-      <w:r>
-        <w:t>name.</w:t>
+        <w:t>Used to return the state of any relays connected to a zone by zone name</w:t>
+      </w:r>
+      <w:r>
+        <w:t xml:space="preserve"> or all relays connected to all zones</w:t>
+      </w:r>
+      <w:r>
+        <w:t>.</w:t>
       </w:r>
     </w:p>
     <w:p>
@@ -4219,8 +4174,6 @@
                 <w:t>Ground Floor</w:t>
               </w:r>
             </w:hyperlink>
-            <w:bookmarkStart w:id="1" w:name="_GoBack"/>
-            <w:bookmarkEnd w:id="1"/>
           </w:p>
         </w:tc>
         <w:tc>
@@ -4238,27 +4191,116 @@
               <w:rPr>
                 <w:color w:val="000000"/>
               </w:rPr>
-              <w:t>{"success</w:t>
-            </w:r>
-            <w:proofErr w:type="gramStart"/>
-            <w:r>
-              <w:rPr>
-                <w:color w:val="000000"/>
-              </w:rPr>
-              <w:t>":true</w:t>
-            </w:r>
-            <w:proofErr w:type="gramEnd"/>
-            <w:r>
-              <w:rPr>
-                <w:color w:val="000000"/>
-              </w:rPr>
-              <w:t>,"relays":[{"name":null,"state":null},{"name":"Ground Floor","state":"0"}]}</w:t>
+              <w:t>{"success":true,"relays":[{"name":null,"state":null},{"name":"Ground Floor","state":"</w:t>
+            </w:r>
+            <w:r>
+              <w:rPr>
+                <w:color w:val="000000"/>
+              </w:rPr>
+              <w:t>OFF</w:t>
+            </w:r>
+            <w:bookmarkStart w:id="1" w:name="_GoBack"/>
+            <w:bookmarkEnd w:id="1"/>
+            <w:r>
+              <w:rPr>
+                <w:color w:val="000000"/>
+              </w:rPr>
+              <w:t>"}]}</w:t>
             </w:r>
           </w:p>
         </w:tc>
       </w:tr>
     </w:tbl>
     <w:p/>
+    <w:p>
+      <w:proofErr w:type="gramStart"/>
+      <w:r>
+        <w:t>Example :</w:t>
+      </w:r>
+      <w:proofErr w:type="gramEnd"/>
+    </w:p>
+    <w:tbl>
+      <w:tblPr>
+        <w:tblStyle w:val="TableGrid"/>
+        <w:tblW w:w="0" w:type="auto"/>
+        <w:tblLayout w:type="fixed"/>
+        <w:tblLook w:val="04A0" w:firstRow="1" w:lastRow="0" w:firstColumn="1" w:lastColumn="0" w:noHBand="0" w:noVBand="1"/>
+      </w:tblPr>
+      <w:tblGrid>
+        <w:gridCol w:w="3964"/>
+        <w:gridCol w:w="5052"/>
+      </w:tblGrid>
+      <w:tr>
+        <w:tc>
+          <w:tcPr>
+            <w:tcW w:w="3964" w:type="dxa"/>
+          </w:tcPr>
+          <w:p>
+            <w:hyperlink r:id="rId36" w:history="1">
+              <w:r>
+                <w:rPr>
+                  <w:rStyle w:val="Hyperlink"/>
+                  <w:rFonts w:cstheme="minorHAnsi"/>
+                  <w:b/>
+                  <w:bCs/>
+                  <w:i/>
+                  <w:iCs/>
+                  <w:shd w:val="clear" w:color="auto" w:fill="FFFFFF"/>
+                </w:rPr>
+                <w:t>http://192.168.0.100/api/getZoneRelayState</w:t>
+              </w:r>
+            </w:hyperlink>
+          </w:p>
+        </w:tc>
+        <w:tc>
+          <w:tcPr>
+            <w:tcW w:w="5052" w:type="dxa"/>
+          </w:tcPr>
+          <w:p>
+            <w:pPr>
+              <w:pStyle w:val="HTMLPreformatted"/>
+              <w:rPr>
+                <w:color w:val="000000"/>
+              </w:rPr>
+            </w:pPr>
+            <w:r>
+              <w:rPr>
+                <w:rFonts w:ascii="Helvetica" w:hAnsi="Helvetica" w:cs="Helvetica"/>
+              </w:rPr>
+              <w:t>{"success</w:t>
+            </w:r>
+            <w:proofErr w:type="gramStart"/>
+            <w:r>
+              <w:rPr>
+                <w:rFonts w:ascii="Helvetica" w:hAnsi="Helvetica" w:cs="Helvetica"/>
+              </w:rPr>
+              <w:t>":true</w:t>
+            </w:r>
+            <w:proofErr w:type="gramEnd"/>
+            <w:r>
+              <w:rPr>
+                <w:rFonts w:ascii="Helvetica" w:hAnsi="Helvetica" w:cs="Helvetica"/>
+              </w:rPr>
+              <w:t xml:space="preserve">,"relays":[{"zone_name":"Upstairs","relay_name":"Upstairs","state":"OFF"},{"zone_name":"Hot </w:t>
+            </w:r>
+            <w:proofErr w:type="spellStart"/>
+            <w:r>
+              <w:rPr>
+                <w:rFonts w:ascii="Helvetica" w:hAnsi="Helvetica" w:cs="Helvetica"/>
+              </w:rPr>
+              <w:t>Water","relay_name":"Hot</w:t>
+            </w:r>
+            <w:proofErr w:type="spellEnd"/>
+            <w:r>
+              <w:rPr>
+                <w:rFonts w:ascii="Helvetica" w:hAnsi="Helvetica" w:cs="Helvetica"/>
+              </w:rPr>
+              <w:t xml:space="preserve"> Water","state":"OFF"},{"zone_name":"Downstairs","relay_name":"Downstairs","state":"OFF"}]}</w:t>
+            </w:r>
+          </w:p>
+        </w:tc>
+      </w:tr>
+    </w:tbl>
     <w:p/>
     <w:p/>
     <w:sectPr>
@@ -8321,7 +8363,7 @@
 </file>
 
 <file path=customXml/itemProps2.xml><?xml version="1.0" encoding="utf-8"?>
-<ds:datastoreItem xmlns:ds="http://schemas.openxmlformats.org/officeDocument/2006/customXml" ds:itemID="{2701F8F1-DD21-4085-9489-1AE8626B632B}">
+<ds:datastoreItem xmlns:ds="http://schemas.openxmlformats.org/officeDocument/2006/customXml" ds:itemID="{F67F0130-3B78-458E-ADC4-CFCC1F70FC95}">
   <ds:schemaRefs>
     <ds:schemaRef ds:uri="http://schemas.openxmlformats.org/officeDocument/2006/bibliography"/>
   </ds:schemaRefs>

--- a/documentation/microsoft_word_format/api.docx
+++ b/documentation/microsoft_word_format/api.docx
@@ -4199,8 +4199,6 @@
               </w:rPr>
               <w:t>OFF</w:t>
             </w:r>
-            <w:bookmarkStart w:id="1" w:name="_GoBack"/>
-            <w:bookmarkEnd w:id="1"/>
             <w:r>
               <w:rPr>
                 <w:color w:val="000000"/>
@@ -4211,7 +4209,10 @@
         </w:tc>
       </w:tr>
     </w:tbl>
-    <w:p/>
+    <w:p>
+      <w:bookmarkStart w:id="1" w:name="_GoBack"/>
+      <w:bookmarkEnd w:id="1"/>
+    </w:p>
     <w:p>
       <w:proofErr w:type="gramStart"/>
       <w:r>
@@ -4264,37 +4265,22 @@
               </w:rPr>
             </w:pPr>
             <w:r>
-              <w:rPr>
-                <w:rFonts w:ascii="Helvetica" w:hAnsi="Helvetica" w:cs="Helvetica"/>
-              </w:rPr>
               <w:t>{"success</w:t>
             </w:r>
             <w:proofErr w:type="gramStart"/>
             <w:r>
-              <w:rPr>
-                <w:rFonts w:ascii="Helvetica" w:hAnsi="Helvetica" w:cs="Helvetica"/>
-              </w:rPr>
               <w:t>":true</w:t>
             </w:r>
             <w:proofErr w:type="gramEnd"/>
             <w:r>
-              <w:rPr>
-                <w:rFonts w:ascii="Helvetica" w:hAnsi="Helvetica" w:cs="Helvetica"/>
-              </w:rPr>
               <w:t xml:space="preserve">,"relays":[{"zone_name":"Upstairs","relay_name":"Upstairs","state":"OFF"},{"zone_name":"Hot </w:t>
             </w:r>
             <w:proofErr w:type="spellStart"/>
             <w:r>
-              <w:rPr>
-                <w:rFonts w:ascii="Helvetica" w:hAnsi="Helvetica" w:cs="Helvetica"/>
-              </w:rPr>
               <w:t>Water","relay_name":"Hot</w:t>
             </w:r>
             <w:proofErr w:type="spellEnd"/>
             <w:r>
-              <w:rPr>
-                <w:rFonts w:ascii="Helvetica" w:hAnsi="Helvetica" w:cs="Helvetica"/>
-              </w:rPr>
               <w:t xml:space="preserve"> Water","state":"OFF"},{"zone_name":"Downstairs","relay_name":"Downstairs","state":"OFF"}]}</w:t>
             </w:r>
           </w:p>
@@ -8363,7 +8349,7 @@
 </file>
 
 <file path=customXml/itemProps2.xml><?xml version="1.0" encoding="utf-8"?>
-<ds:datastoreItem xmlns:ds="http://schemas.openxmlformats.org/officeDocument/2006/customXml" ds:itemID="{F67F0130-3B78-458E-ADC4-CFCC1F70FC95}">
+<ds:datastoreItem xmlns:ds="http://schemas.openxmlformats.org/officeDocument/2006/customXml" ds:itemID="{B7936883-10D0-4ED2-B524-7C2992C4E49A}">
   <ds:schemaRefs>
     <ds:schemaRef ds:uri="http://schemas.openxmlformats.org/officeDocument/2006/bibliography"/>
   </ds:schemaRefs>
